--- a/Semester-6/INS/Lab-Work/Lab_3.docx
+++ b/Semester-6/INS/Lab-Work/Lab_3.docx
@@ -111,6 +111,3573 @@
           </w:tcPr>
           <w:p>
             <w:pPr>
+              <w:shd w:val="clear" w:color="auto" w:fill="00002C"/>
+              <w:suppressAutoHyphens w:val="0"/>
+              <w:spacing w:line="285" w:lineRule="atLeast"/>
+              <w:rPr>
+                <w:rFonts w:ascii="Consolas" w:eastAsia="Times New Roman" w:hAnsi="Consolas" w:cs="Times New Roman"/>
+                <w:color w:val="FFFFFF"/>
+                <w:sz w:val="21"/>
+                <w:szCs w:val="21"/>
+                <w:lang w:val="en-IN" w:eastAsia="en-IN" w:bidi="gu-IN"/>
+              </w:rPr>
+            </w:pPr>
+            <w:r>
+              <w:rPr>
+                <w:rFonts w:ascii="Consolas" w:eastAsia="Times New Roman" w:hAnsi="Consolas" w:cs="Times New Roman"/>
+                <w:color w:val="FFFFFF"/>
+                <w:sz w:val="21"/>
+                <w:szCs w:val="21"/>
+                <w:lang w:val="en-IN" w:eastAsia="en-IN" w:bidi="gu-IN"/>
+              </w:rPr>
+              <w:t>#</w:t>
+            </w:r>
+            <w:r>
+              <w:rPr>
+                <w:rFonts w:ascii="Consolas" w:eastAsia="Times New Roman" w:hAnsi="Consolas" w:cs="Times New Roman"/>
+                <w:color w:val="FF006A"/>
+                <w:sz w:val="21"/>
+                <w:szCs w:val="21"/>
+                <w:lang w:val="en-IN" w:eastAsia="en-IN" w:bidi="gu-IN"/>
+              </w:rPr>
+              <w:t>include</w:t>
+            </w:r>
+            <w:r>
+              <w:rPr>
+                <w:rFonts w:ascii="Consolas" w:eastAsia="Times New Roman" w:hAnsi="Consolas" w:cs="Times New Roman"/>
+                <w:color w:val="FFFFFF"/>
+                <w:sz w:val="21"/>
+                <w:szCs w:val="21"/>
+                <w:lang w:val="en-IN" w:eastAsia="en-IN" w:bidi="gu-IN"/>
+              </w:rPr>
+              <w:t xml:space="preserve"> &lt;</w:t>
+            </w:r>
+            <w:r>
+              <w:rPr>
+                <w:rFonts w:ascii="Consolas" w:eastAsia="Times New Roman" w:hAnsi="Consolas" w:cs="Times New Roman"/>
+                <w:color w:val="EEFF00"/>
+                <w:sz w:val="21"/>
+                <w:szCs w:val="21"/>
+                <w:lang w:val="en-IN" w:eastAsia="en-IN" w:bidi="gu-IN"/>
+              </w:rPr>
+              <w:t>stdio.h</w:t>
+            </w:r>
+            <w:r>
+              <w:rPr>
+                <w:rFonts w:ascii="Consolas" w:eastAsia="Times New Roman" w:hAnsi="Consolas" w:cs="Times New Roman"/>
+                <w:color w:val="FFFFFF"/>
+                <w:sz w:val="21"/>
+                <w:szCs w:val="21"/>
+                <w:lang w:val="en-IN" w:eastAsia="en-IN" w:bidi="gu-IN"/>
+              </w:rPr>
+              <w:t>&gt;</w:t>
+            </w:r>
+          </w:p>
+          <w:p>
+            <w:pPr>
+              <w:shd w:val="clear" w:color="auto" w:fill="00002C"/>
+              <w:suppressAutoHyphens w:val="0"/>
+              <w:spacing w:line="285" w:lineRule="atLeast"/>
+              <w:rPr>
+                <w:rFonts w:ascii="Consolas" w:eastAsia="Times New Roman" w:hAnsi="Consolas" w:cs="Times New Roman"/>
+                <w:color w:val="FFFFFF"/>
+                <w:sz w:val="21"/>
+                <w:szCs w:val="21"/>
+                <w:lang w:val="en-IN" w:eastAsia="en-IN" w:bidi="gu-IN"/>
+              </w:rPr>
+            </w:pPr>
+          </w:p>
+          <w:p>
+            <w:pPr>
+              <w:shd w:val="clear" w:color="auto" w:fill="00002C"/>
+              <w:suppressAutoHyphens w:val="0"/>
+              <w:spacing w:line="285" w:lineRule="atLeast"/>
+              <w:rPr>
+                <w:rFonts w:ascii="Consolas" w:eastAsia="Times New Roman" w:hAnsi="Consolas" w:cs="Times New Roman"/>
+                <w:color w:val="FFFFFF"/>
+                <w:sz w:val="21"/>
+                <w:szCs w:val="21"/>
+                <w:lang w:val="en-IN" w:eastAsia="en-IN" w:bidi="gu-IN"/>
+              </w:rPr>
+            </w:pPr>
+            <w:r>
+              <w:rPr>
+                <w:rFonts w:ascii="Consolas" w:eastAsia="Times New Roman" w:hAnsi="Consolas" w:cs="Times New Roman"/>
+                <w:color w:val="FF0062"/>
+                <w:sz w:val="21"/>
+                <w:szCs w:val="21"/>
+                <w:lang w:val="en-IN" w:eastAsia="en-IN" w:bidi="gu-IN"/>
+              </w:rPr>
+              <w:t>int</w:t>
+            </w:r>
+            <w:r>
+              <w:rPr>
+                <w:rFonts w:ascii="Consolas" w:eastAsia="Times New Roman" w:hAnsi="Consolas" w:cs="Times New Roman"/>
+                <w:color w:val="FFFFFF"/>
+                <w:sz w:val="21"/>
+                <w:szCs w:val="21"/>
+                <w:lang w:val="en-IN" w:eastAsia="en-IN" w:bidi="gu-IN"/>
+              </w:rPr>
+              <w:t xml:space="preserve"> </w:t>
+            </w:r>
+            <w:r>
+              <w:rPr>
+                <w:rFonts w:ascii="Consolas" w:eastAsia="Times New Roman" w:hAnsi="Consolas" w:cs="Times New Roman"/>
+                <w:color w:val="00FFFF"/>
+                <w:sz w:val="21"/>
+                <w:szCs w:val="21"/>
+                <w:lang w:val="en-IN" w:eastAsia="en-IN" w:bidi="gu-IN"/>
+              </w:rPr>
+              <w:t>main</w:t>
+            </w:r>
+            <w:r>
+              <w:rPr>
+                <w:rFonts w:ascii="Consolas" w:eastAsia="Times New Roman" w:hAnsi="Consolas" w:cs="Times New Roman"/>
+                <w:color w:val="FFFFFF"/>
+                <w:sz w:val="21"/>
+                <w:szCs w:val="21"/>
+                <w:lang w:val="en-IN" w:eastAsia="en-IN" w:bidi="gu-IN"/>
+              </w:rPr>
+              <w:t>() {</w:t>
+            </w:r>
+          </w:p>
+          <w:p>
+            <w:pPr>
+              <w:shd w:val="clear" w:color="auto" w:fill="00002C"/>
+              <w:suppressAutoHyphens w:val="0"/>
+              <w:spacing w:line="285" w:lineRule="atLeast"/>
+              <w:rPr>
+                <w:rFonts w:ascii="Consolas" w:eastAsia="Times New Roman" w:hAnsi="Consolas" w:cs="Times New Roman"/>
+                <w:color w:val="FFFFFF"/>
+                <w:sz w:val="21"/>
+                <w:szCs w:val="21"/>
+                <w:lang w:val="en-IN" w:eastAsia="en-IN" w:bidi="gu-IN"/>
+              </w:rPr>
+            </w:pPr>
+            <w:r>
+              <w:rPr>
+                <w:rFonts w:ascii="Consolas" w:eastAsia="Times New Roman" w:hAnsi="Consolas" w:cs="Times New Roman"/>
+                <w:color w:val="FFFFFF"/>
+                <w:sz w:val="21"/>
+                <w:szCs w:val="21"/>
+                <w:lang w:val="en-IN" w:eastAsia="en-IN" w:bidi="gu-IN"/>
+              </w:rPr>
+              <w:t xml:space="preserve">    </w:t>
+            </w:r>
+            <w:r>
+              <w:rPr>
+                <w:rFonts w:ascii="Consolas" w:eastAsia="Times New Roman" w:hAnsi="Consolas" w:cs="Times New Roman"/>
+                <w:color w:val="FF0062"/>
+                <w:sz w:val="21"/>
+                <w:szCs w:val="21"/>
+                <w:lang w:val="en-IN" w:eastAsia="en-IN" w:bidi="gu-IN"/>
+              </w:rPr>
+              <w:t>char</w:t>
+            </w:r>
+            <w:r>
+              <w:rPr>
+                <w:rFonts w:ascii="Consolas" w:eastAsia="Times New Roman" w:hAnsi="Consolas" w:cs="Times New Roman"/>
+                <w:color w:val="FFFFFF"/>
+                <w:sz w:val="21"/>
+                <w:szCs w:val="21"/>
+                <w:lang w:val="en-IN" w:eastAsia="en-IN" w:bidi="gu-IN"/>
+              </w:rPr>
+              <w:t xml:space="preserve"> </w:t>
+            </w:r>
+            <w:r>
+              <w:rPr>
+                <w:rFonts w:ascii="Consolas" w:eastAsia="Times New Roman" w:hAnsi="Consolas" w:cs="Times New Roman"/>
+                <w:color w:val="EEFFFF"/>
+                <w:sz w:val="21"/>
+                <w:szCs w:val="21"/>
+                <w:lang w:val="en-IN" w:eastAsia="en-IN" w:bidi="gu-IN"/>
+              </w:rPr>
+              <w:t>text</w:t>
+            </w:r>
+            <w:r>
+              <w:rPr>
+                <w:rFonts w:ascii="Consolas" w:eastAsia="Times New Roman" w:hAnsi="Consolas" w:cs="Times New Roman"/>
+                <w:color w:val="FFFFFF"/>
+                <w:sz w:val="21"/>
+                <w:szCs w:val="21"/>
+                <w:lang w:val="en-IN" w:eastAsia="en-IN" w:bidi="gu-IN"/>
+              </w:rPr>
+              <w:t>[</w:t>
+            </w:r>
+            <w:r>
+              <w:rPr>
+                <w:rFonts w:ascii="Consolas" w:eastAsia="Times New Roman" w:hAnsi="Consolas" w:cs="Times New Roman"/>
+                <w:color w:val="FF7E34"/>
+                <w:sz w:val="21"/>
+                <w:szCs w:val="21"/>
+                <w:lang w:val="en-IN" w:eastAsia="en-IN" w:bidi="gu-IN"/>
+              </w:rPr>
+              <w:t>100</w:t>
+            </w:r>
+            <w:r>
+              <w:rPr>
+                <w:rFonts w:ascii="Consolas" w:eastAsia="Times New Roman" w:hAnsi="Consolas" w:cs="Times New Roman"/>
+                <w:color w:val="FFFFFF"/>
+                <w:sz w:val="21"/>
+                <w:szCs w:val="21"/>
+                <w:lang w:val="en-IN" w:eastAsia="en-IN" w:bidi="gu-IN"/>
+              </w:rPr>
+              <w:t xml:space="preserve">], </w:t>
+            </w:r>
+            <w:r>
+              <w:rPr>
+                <w:rFonts w:ascii="Consolas" w:eastAsia="Times New Roman" w:hAnsi="Consolas" w:cs="Times New Roman"/>
+                <w:color w:val="EEFFFF"/>
+                <w:sz w:val="21"/>
+                <w:szCs w:val="21"/>
+                <w:lang w:val="en-IN" w:eastAsia="en-IN" w:bidi="gu-IN"/>
+              </w:rPr>
+              <w:t>encrypted</w:t>
+            </w:r>
+            <w:r>
+              <w:rPr>
+                <w:rFonts w:ascii="Consolas" w:eastAsia="Times New Roman" w:hAnsi="Consolas" w:cs="Times New Roman"/>
+                <w:color w:val="FFFFFF"/>
+                <w:sz w:val="21"/>
+                <w:szCs w:val="21"/>
+                <w:lang w:val="en-IN" w:eastAsia="en-IN" w:bidi="gu-IN"/>
+              </w:rPr>
+              <w:t>[</w:t>
+            </w:r>
+            <w:r>
+              <w:rPr>
+                <w:rFonts w:ascii="Consolas" w:eastAsia="Times New Roman" w:hAnsi="Consolas" w:cs="Times New Roman"/>
+                <w:color w:val="FF7E34"/>
+                <w:sz w:val="21"/>
+                <w:szCs w:val="21"/>
+                <w:lang w:val="en-IN" w:eastAsia="en-IN" w:bidi="gu-IN"/>
+              </w:rPr>
+              <w:t>100</w:t>
+            </w:r>
+            <w:r>
+              <w:rPr>
+                <w:rFonts w:ascii="Consolas" w:eastAsia="Times New Roman" w:hAnsi="Consolas" w:cs="Times New Roman"/>
+                <w:color w:val="FFFFFF"/>
+                <w:sz w:val="21"/>
+                <w:szCs w:val="21"/>
+                <w:lang w:val="en-IN" w:eastAsia="en-IN" w:bidi="gu-IN"/>
+              </w:rPr>
+              <w:t xml:space="preserve">], </w:t>
+            </w:r>
+            <w:r>
+              <w:rPr>
+                <w:rFonts w:ascii="Consolas" w:eastAsia="Times New Roman" w:hAnsi="Consolas" w:cs="Times New Roman"/>
+                <w:color w:val="EEFFFF"/>
+                <w:sz w:val="21"/>
+                <w:szCs w:val="21"/>
+                <w:lang w:val="en-IN" w:eastAsia="en-IN" w:bidi="gu-IN"/>
+              </w:rPr>
+              <w:t>decrypted</w:t>
+            </w:r>
+            <w:r>
+              <w:rPr>
+                <w:rFonts w:ascii="Consolas" w:eastAsia="Times New Roman" w:hAnsi="Consolas" w:cs="Times New Roman"/>
+                <w:color w:val="FFFFFF"/>
+                <w:sz w:val="21"/>
+                <w:szCs w:val="21"/>
+                <w:lang w:val="en-IN" w:eastAsia="en-IN" w:bidi="gu-IN"/>
+              </w:rPr>
+              <w:t>[</w:t>
+            </w:r>
+            <w:r>
+              <w:rPr>
+                <w:rFonts w:ascii="Consolas" w:eastAsia="Times New Roman" w:hAnsi="Consolas" w:cs="Times New Roman"/>
+                <w:color w:val="FF7E34"/>
+                <w:sz w:val="21"/>
+                <w:szCs w:val="21"/>
+                <w:lang w:val="en-IN" w:eastAsia="en-IN" w:bidi="gu-IN"/>
+              </w:rPr>
+              <w:t>100</w:t>
+            </w:r>
+            <w:r>
+              <w:rPr>
+                <w:rFonts w:ascii="Consolas" w:eastAsia="Times New Roman" w:hAnsi="Consolas" w:cs="Times New Roman"/>
+                <w:color w:val="FFFFFF"/>
+                <w:sz w:val="21"/>
+                <w:szCs w:val="21"/>
+                <w:lang w:val="en-IN" w:eastAsia="en-IN" w:bidi="gu-IN"/>
+              </w:rPr>
+              <w:t>];</w:t>
+            </w:r>
+          </w:p>
+          <w:p>
+            <w:pPr>
+              <w:shd w:val="clear" w:color="auto" w:fill="00002C"/>
+              <w:suppressAutoHyphens w:val="0"/>
+              <w:spacing w:line="285" w:lineRule="atLeast"/>
+              <w:rPr>
+                <w:rFonts w:ascii="Consolas" w:eastAsia="Times New Roman" w:hAnsi="Consolas" w:cs="Times New Roman"/>
+                <w:color w:val="FFFFFF"/>
+                <w:sz w:val="21"/>
+                <w:szCs w:val="21"/>
+                <w:lang w:val="en-IN" w:eastAsia="en-IN" w:bidi="gu-IN"/>
+              </w:rPr>
+            </w:pPr>
+            <w:r>
+              <w:rPr>
+                <w:rFonts w:ascii="Consolas" w:eastAsia="Times New Roman" w:hAnsi="Consolas" w:cs="Times New Roman"/>
+                <w:color w:val="FFFFFF"/>
+                <w:sz w:val="21"/>
+                <w:szCs w:val="21"/>
+                <w:lang w:val="en-IN" w:eastAsia="en-IN" w:bidi="gu-IN"/>
+              </w:rPr>
+              <w:t xml:space="preserve">    </w:t>
+            </w:r>
+            <w:r>
+              <w:rPr>
+                <w:rFonts w:ascii="Consolas" w:eastAsia="Times New Roman" w:hAnsi="Consolas" w:cs="Times New Roman"/>
+                <w:color w:val="FF0062"/>
+                <w:sz w:val="21"/>
+                <w:szCs w:val="21"/>
+                <w:lang w:val="en-IN" w:eastAsia="en-IN" w:bidi="gu-IN"/>
+              </w:rPr>
+              <w:t>int</w:t>
+            </w:r>
+            <w:r>
+              <w:rPr>
+                <w:rFonts w:ascii="Consolas" w:eastAsia="Times New Roman" w:hAnsi="Consolas" w:cs="Times New Roman"/>
+                <w:color w:val="FFFFFF"/>
+                <w:sz w:val="21"/>
+                <w:szCs w:val="21"/>
+                <w:lang w:val="en-IN" w:eastAsia="en-IN" w:bidi="gu-IN"/>
+              </w:rPr>
+              <w:t xml:space="preserve"> key, i;</w:t>
+            </w:r>
+          </w:p>
+          <w:p>
+            <w:pPr>
+              <w:shd w:val="clear" w:color="auto" w:fill="00002C"/>
+              <w:suppressAutoHyphens w:val="0"/>
+              <w:spacing w:line="285" w:lineRule="atLeast"/>
+              <w:rPr>
+                <w:rFonts w:ascii="Consolas" w:eastAsia="Times New Roman" w:hAnsi="Consolas" w:cs="Times New Roman"/>
+                <w:color w:val="FFFFFF"/>
+                <w:sz w:val="21"/>
+                <w:szCs w:val="21"/>
+                <w:lang w:val="en-IN" w:eastAsia="en-IN" w:bidi="gu-IN"/>
+              </w:rPr>
+            </w:pPr>
+          </w:p>
+          <w:p>
+            <w:pPr>
+              <w:shd w:val="clear" w:color="auto" w:fill="00002C"/>
+              <w:suppressAutoHyphens w:val="0"/>
+              <w:spacing w:line="285" w:lineRule="atLeast"/>
+              <w:rPr>
+                <w:rFonts w:ascii="Consolas" w:eastAsia="Times New Roman" w:hAnsi="Consolas" w:cs="Times New Roman"/>
+                <w:color w:val="FFFFFF"/>
+                <w:sz w:val="21"/>
+                <w:szCs w:val="21"/>
+                <w:lang w:val="en-IN" w:eastAsia="en-IN" w:bidi="gu-IN"/>
+              </w:rPr>
+            </w:pPr>
+            <w:r>
+              <w:rPr>
+                <w:rFonts w:ascii="Consolas" w:eastAsia="Times New Roman" w:hAnsi="Consolas" w:cs="Times New Roman"/>
+                <w:color w:val="FFFFFF"/>
+                <w:sz w:val="21"/>
+                <w:szCs w:val="21"/>
+                <w:lang w:val="en-IN" w:eastAsia="en-IN" w:bidi="gu-IN"/>
+              </w:rPr>
+              <w:t xml:space="preserve">    </w:t>
+            </w:r>
+            <w:r>
+              <w:rPr>
+                <w:rFonts w:ascii="Consolas" w:eastAsia="Times New Roman" w:hAnsi="Consolas" w:cs="Times New Roman"/>
+                <w:color w:val="00FFFF"/>
+                <w:sz w:val="21"/>
+                <w:szCs w:val="21"/>
+                <w:lang w:val="en-IN" w:eastAsia="en-IN" w:bidi="gu-IN"/>
+              </w:rPr>
+              <w:t>printf</w:t>
+            </w:r>
+            <w:r>
+              <w:rPr>
+                <w:rFonts w:ascii="Consolas" w:eastAsia="Times New Roman" w:hAnsi="Consolas" w:cs="Times New Roman"/>
+                <w:color w:val="FFFFFF"/>
+                <w:sz w:val="21"/>
+                <w:szCs w:val="21"/>
+                <w:lang w:val="en-IN" w:eastAsia="en-IN" w:bidi="gu-IN"/>
+              </w:rPr>
+              <w:t>("</w:t>
+            </w:r>
+            <w:r>
+              <w:rPr>
+                <w:rFonts w:ascii="Consolas" w:eastAsia="Times New Roman" w:hAnsi="Consolas" w:cs="Times New Roman"/>
+                <w:color w:val="EEFF00"/>
+                <w:sz w:val="21"/>
+                <w:szCs w:val="21"/>
+                <w:lang w:val="en-IN" w:eastAsia="en-IN" w:bidi="gu-IN"/>
+              </w:rPr>
+              <w:t xml:space="preserve">Enter a message: </w:t>
+            </w:r>
+            <w:r>
+              <w:rPr>
+                <w:rFonts w:ascii="Consolas" w:eastAsia="Times New Roman" w:hAnsi="Consolas" w:cs="Times New Roman"/>
+                <w:color w:val="FFFFFF"/>
+                <w:sz w:val="21"/>
+                <w:szCs w:val="21"/>
+                <w:lang w:val="en-IN" w:eastAsia="en-IN" w:bidi="gu-IN"/>
+              </w:rPr>
+              <w:t>");</w:t>
+            </w:r>
+          </w:p>
+          <w:p>
+            <w:pPr>
+              <w:shd w:val="clear" w:color="auto" w:fill="00002C"/>
+              <w:suppressAutoHyphens w:val="0"/>
+              <w:spacing w:line="285" w:lineRule="atLeast"/>
+              <w:rPr>
+                <w:rFonts w:ascii="Consolas" w:eastAsia="Times New Roman" w:hAnsi="Consolas" w:cs="Times New Roman"/>
+                <w:color w:val="FFFFFF"/>
+                <w:sz w:val="21"/>
+                <w:szCs w:val="21"/>
+                <w:lang w:val="en-IN" w:eastAsia="en-IN" w:bidi="gu-IN"/>
+              </w:rPr>
+            </w:pPr>
+            <w:r>
+              <w:rPr>
+                <w:rFonts w:ascii="Consolas" w:eastAsia="Times New Roman" w:hAnsi="Consolas" w:cs="Times New Roman"/>
+                <w:color w:val="FFFFFF"/>
+                <w:sz w:val="21"/>
+                <w:szCs w:val="21"/>
+                <w:lang w:val="en-IN" w:eastAsia="en-IN" w:bidi="gu-IN"/>
+              </w:rPr>
+              <w:t xml:space="preserve">    </w:t>
+            </w:r>
+            <w:r>
+              <w:rPr>
+                <w:rFonts w:ascii="Consolas" w:eastAsia="Times New Roman" w:hAnsi="Consolas" w:cs="Times New Roman"/>
+                <w:color w:val="00FFFF"/>
+                <w:sz w:val="21"/>
+                <w:szCs w:val="21"/>
+                <w:lang w:val="en-IN" w:eastAsia="en-IN" w:bidi="gu-IN"/>
+              </w:rPr>
+              <w:t>fgets</w:t>
+            </w:r>
+            <w:r>
+              <w:rPr>
+                <w:rFonts w:ascii="Consolas" w:eastAsia="Times New Roman" w:hAnsi="Consolas" w:cs="Times New Roman"/>
+                <w:color w:val="FFFFFF"/>
+                <w:sz w:val="21"/>
+                <w:szCs w:val="21"/>
+                <w:lang w:val="en-IN" w:eastAsia="en-IN" w:bidi="gu-IN"/>
+              </w:rPr>
+              <w:t>(</w:t>
+            </w:r>
+            <w:r>
+              <w:rPr>
+                <w:rFonts w:ascii="Consolas" w:eastAsia="Times New Roman" w:hAnsi="Consolas" w:cs="Times New Roman"/>
+                <w:color w:val="20DD20"/>
+                <w:sz w:val="21"/>
+                <w:szCs w:val="21"/>
+                <w:lang w:val="en-IN" w:eastAsia="en-IN" w:bidi="gu-IN"/>
+              </w:rPr>
+              <w:t>text</w:t>
+            </w:r>
+            <w:r>
+              <w:rPr>
+                <w:rFonts w:ascii="Consolas" w:eastAsia="Times New Roman" w:hAnsi="Consolas" w:cs="Times New Roman"/>
+                <w:color w:val="FFFFFF"/>
+                <w:sz w:val="21"/>
+                <w:szCs w:val="21"/>
+                <w:lang w:val="en-IN" w:eastAsia="en-IN" w:bidi="gu-IN"/>
+              </w:rPr>
+              <w:t>,</w:t>
+            </w:r>
+            <w:r>
+              <w:rPr>
+                <w:rFonts w:ascii="Consolas" w:eastAsia="Times New Roman" w:hAnsi="Consolas" w:cs="Times New Roman"/>
+                <w:color w:val="20DD20"/>
+                <w:sz w:val="21"/>
+                <w:szCs w:val="21"/>
+                <w:lang w:val="en-IN" w:eastAsia="en-IN" w:bidi="gu-IN"/>
+              </w:rPr>
+              <w:t xml:space="preserve"> </w:t>
+            </w:r>
+            <w:r>
+              <w:rPr>
+                <w:rFonts w:ascii="Consolas" w:eastAsia="Times New Roman" w:hAnsi="Consolas" w:cs="Times New Roman"/>
+                <w:color w:val="FF0062"/>
+                <w:sz w:val="21"/>
+                <w:szCs w:val="21"/>
+                <w:lang w:val="en-IN" w:eastAsia="en-IN" w:bidi="gu-IN"/>
+              </w:rPr>
+              <w:t>sizeof</w:t>
+            </w:r>
+            <w:r>
+              <w:rPr>
+                <w:rFonts w:ascii="Consolas" w:eastAsia="Times New Roman" w:hAnsi="Consolas" w:cs="Times New Roman"/>
+                <w:color w:val="FFFFFF"/>
+                <w:sz w:val="21"/>
+                <w:szCs w:val="21"/>
+                <w:lang w:val="en-IN" w:eastAsia="en-IN" w:bidi="gu-IN"/>
+              </w:rPr>
+              <w:t>(</w:t>
+            </w:r>
+            <w:r>
+              <w:rPr>
+                <w:rFonts w:ascii="Consolas" w:eastAsia="Times New Roman" w:hAnsi="Consolas" w:cs="Times New Roman"/>
+                <w:color w:val="20DD20"/>
+                <w:sz w:val="21"/>
+                <w:szCs w:val="21"/>
+                <w:lang w:val="en-IN" w:eastAsia="en-IN" w:bidi="gu-IN"/>
+              </w:rPr>
+              <w:t>text</w:t>
+            </w:r>
+            <w:r>
+              <w:rPr>
+                <w:rFonts w:ascii="Consolas" w:eastAsia="Times New Roman" w:hAnsi="Consolas" w:cs="Times New Roman"/>
+                <w:color w:val="FFFFFF"/>
+                <w:sz w:val="21"/>
+                <w:szCs w:val="21"/>
+                <w:lang w:val="en-IN" w:eastAsia="en-IN" w:bidi="gu-IN"/>
+              </w:rPr>
+              <w:t>),</w:t>
+            </w:r>
+            <w:r>
+              <w:rPr>
+                <w:rFonts w:ascii="Consolas" w:eastAsia="Times New Roman" w:hAnsi="Consolas" w:cs="Times New Roman"/>
+                <w:color w:val="20DD20"/>
+                <w:sz w:val="21"/>
+                <w:szCs w:val="21"/>
+                <w:lang w:val="en-IN" w:eastAsia="en-IN" w:bidi="gu-IN"/>
+              </w:rPr>
+              <w:t xml:space="preserve"> stdin</w:t>
+            </w:r>
+            <w:r>
+              <w:rPr>
+                <w:rFonts w:ascii="Consolas" w:eastAsia="Times New Roman" w:hAnsi="Consolas" w:cs="Times New Roman"/>
+                <w:color w:val="FFFFFF"/>
+                <w:sz w:val="21"/>
+                <w:szCs w:val="21"/>
+                <w:lang w:val="en-IN" w:eastAsia="en-IN" w:bidi="gu-IN"/>
+              </w:rPr>
+              <w:t>);</w:t>
+            </w:r>
+          </w:p>
+          <w:p>
+            <w:pPr>
+              <w:shd w:val="clear" w:color="auto" w:fill="00002C"/>
+              <w:suppressAutoHyphens w:val="0"/>
+              <w:spacing w:line="285" w:lineRule="atLeast"/>
+              <w:rPr>
+                <w:rFonts w:ascii="Consolas" w:eastAsia="Times New Roman" w:hAnsi="Consolas" w:cs="Times New Roman"/>
+                <w:color w:val="FFFFFF"/>
+                <w:sz w:val="21"/>
+                <w:szCs w:val="21"/>
+                <w:lang w:val="en-IN" w:eastAsia="en-IN" w:bidi="gu-IN"/>
+              </w:rPr>
+            </w:pPr>
+          </w:p>
+          <w:p>
+            <w:pPr>
+              <w:shd w:val="clear" w:color="auto" w:fill="00002C"/>
+              <w:suppressAutoHyphens w:val="0"/>
+              <w:spacing w:line="285" w:lineRule="atLeast"/>
+              <w:rPr>
+                <w:rFonts w:ascii="Consolas" w:eastAsia="Times New Roman" w:hAnsi="Consolas" w:cs="Times New Roman"/>
+                <w:color w:val="FFFFFF"/>
+                <w:sz w:val="21"/>
+                <w:szCs w:val="21"/>
+                <w:lang w:val="en-IN" w:eastAsia="en-IN" w:bidi="gu-IN"/>
+              </w:rPr>
+            </w:pPr>
+            <w:r>
+              <w:rPr>
+                <w:rFonts w:ascii="Consolas" w:eastAsia="Times New Roman" w:hAnsi="Consolas" w:cs="Times New Roman"/>
+                <w:color w:val="FFFFFF"/>
+                <w:sz w:val="21"/>
+                <w:szCs w:val="21"/>
+                <w:lang w:val="en-IN" w:eastAsia="en-IN" w:bidi="gu-IN"/>
+              </w:rPr>
+              <w:t xml:space="preserve">    </w:t>
+            </w:r>
+            <w:r>
+              <w:rPr>
+                <w:rFonts w:ascii="Consolas" w:eastAsia="Times New Roman" w:hAnsi="Consolas" w:cs="Times New Roman"/>
+                <w:color w:val="00FFFF"/>
+                <w:sz w:val="21"/>
+                <w:szCs w:val="21"/>
+                <w:lang w:val="en-IN" w:eastAsia="en-IN" w:bidi="gu-IN"/>
+              </w:rPr>
+              <w:t>printf</w:t>
+            </w:r>
+            <w:r>
+              <w:rPr>
+                <w:rFonts w:ascii="Consolas" w:eastAsia="Times New Roman" w:hAnsi="Consolas" w:cs="Times New Roman"/>
+                <w:color w:val="FFFFFF"/>
+                <w:sz w:val="21"/>
+                <w:szCs w:val="21"/>
+                <w:lang w:val="en-IN" w:eastAsia="en-IN" w:bidi="gu-IN"/>
+              </w:rPr>
+              <w:t>("</w:t>
+            </w:r>
+            <w:r>
+              <w:rPr>
+                <w:rFonts w:ascii="Consolas" w:eastAsia="Times New Roman" w:hAnsi="Consolas" w:cs="Times New Roman"/>
+                <w:color w:val="EEFF00"/>
+                <w:sz w:val="21"/>
+                <w:szCs w:val="21"/>
+                <w:lang w:val="en-IN" w:eastAsia="en-IN" w:bidi="gu-IN"/>
+              </w:rPr>
+              <w:t xml:space="preserve">Enter key (number of shifts): </w:t>
+            </w:r>
+            <w:r>
+              <w:rPr>
+                <w:rFonts w:ascii="Consolas" w:eastAsia="Times New Roman" w:hAnsi="Consolas" w:cs="Times New Roman"/>
+                <w:color w:val="FFFFFF"/>
+                <w:sz w:val="21"/>
+                <w:szCs w:val="21"/>
+                <w:lang w:val="en-IN" w:eastAsia="en-IN" w:bidi="gu-IN"/>
+              </w:rPr>
+              <w:t>");</w:t>
+            </w:r>
+          </w:p>
+          <w:p>
+            <w:pPr>
+              <w:shd w:val="clear" w:color="auto" w:fill="00002C"/>
+              <w:suppressAutoHyphens w:val="0"/>
+              <w:spacing w:line="285" w:lineRule="atLeast"/>
+              <w:rPr>
+                <w:rFonts w:ascii="Consolas" w:eastAsia="Times New Roman" w:hAnsi="Consolas" w:cs="Times New Roman"/>
+                <w:color w:val="FFFFFF"/>
+                <w:sz w:val="21"/>
+                <w:szCs w:val="21"/>
+                <w:lang w:val="en-IN" w:eastAsia="en-IN" w:bidi="gu-IN"/>
+              </w:rPr>
+            </w:pPr>
+            <w:r>
+              <w:rPr>
+                <w:rFonts w:ascii="Consolas" w:eastAsia="Times New Roman" w:hAnsi="Consolas" w:cs="Times New Roman"/>
+                <w:color w:val="FFFFFF"/>
+                <w:sz w:val="21"/>
+                <w:szCs w:val="21"/>
+                <w:lang w:val="en-IN" w:eastAsia="en-IN" w:bidi="gu-IN"/>
+              </w:rPr>
+              <w:t xml:space="preserve">    </w:t>
+            </w:r>
+            <w:r>
+              <w:rPr>
+                <w:rFonts w:ascii="Consolas" w:eastAsia="Times New Roman" w:hAnsi="Consolas" w:cs="Times New Roman"/>
+                <w:color w:val="00FFFF"/>
+                <w:sz w:val="21"/>
+                <w:szCs w:val="21"/>
+                <w:lang w:val="en-IN" w:eastAsia="en-IN" w:bidi="gu-IN"/>
+              </w:rPr>
+              <w:t>scanf</w:t>
+            </w:r>
+            <w:r>
+              <w:rPr>
+                <w:rFonts w:ascii="Consolas" w:eastAsia="Times New Roman" w:hAnsi="Consolas" w:cs="Times New Roman"/>
+                <w:color w:val="FFFFFF"/>
+                <w:sz w:val="21"/>
+                <w:szCs w:val="21"/>
+                <w:lang w:val="en-IN" w:eastAsia="en-IN" w:bidi="gu-IN"/>
+              </w:rPr>
+              <w:t>("</w:t>
+            </w:r>
+            <w:r>
+              <w:rPr>
+                <w:rFonts w:ascii="Consolas" w:eastAsia="Times New Roman" w:hAnsi="Consolas" w:cs="Times New Roman"/>
+                <w:color w:val="FA71FF"/>
+                <w:sz w:val="21"/>
+                <w:szCs w:val="21"/>
+                <w:lang w:val="en-IN" w:eastAsia="en-IN" w:bidi="gu-IN"/>
+              </w:rPr>
+              <w:t>%d</w:t>
+            </w:r>
+            <w:r>
+              <w:rPr>
+                <w:rFonts w:ascii="Consolas" w:eastAsia="Times New Roman" w:hAnsi="Consolas" w:cs="Times New Roman"/>
+                <w:color w:val="FFFFFF"/>
+                <w:sz w:val="21"/>
+                <w:szCs w:val="21"/>
+                <w:lang w:val="en-IN" w:eastAsia="en-IN" w:bidi="gu-IN"/>
+              </w:rPr>
+              <w:t>",</w:t>
+            </w:r>
+            <w:r>
+              <w:rPr>
+                <w:rFonts w:ascii="Consolas" w:eastAsia="Times New Roman" w:hAnsi="Consolas" w:cs="Times New Roman"/>
+                <w:color w:val="20DD20"/>
+                <w:sz w:val="21"/>
+                <w:szCs w:val="21"/>
+                <w:lang w:val="en-IN" w:eastAsia="en-IN" w:bidi="gu-IN"/>
+              </w:rPr>
+              <w:t xml:space="preserve"> </w:t>
+            </w:r>
+            <w:r>
+              <w:rPr>
+                <w:rFonts w:ascii="Consolas" w:eastAsia="Times New Roman" w:hAnsi="Consolas" w:cs="Times New Roman"/>
+                <w:color w:val="FF0062"/>
+                <w:sz w:val="21"/>
+                <w:szCs w:val="21"/>
+                <w:lang w:val="en-IN" w:eastAsia="en-IN" w:bidi="gu-IN"/>
+              </w:rPr>
+              <w:t>&amp;</w:t>
+            </w:r>
+            <w:r>
+              <w:rPr>
+                <w:rFonts w:ascii="Consolas" w:eastAsia="Times New Roman" w:hAnsi="Consolas" w:cs="Times New Roman"/>
+                <w:color w:val="20DD20"/>
+                <w:sz w:val="21"/>
+                <w:szCs w:val="21"/>
+                <w:lang w:val="en-IN" w:eastAsia="en-IN" w:bidi="gu-IN"/>
+              </w:rPr>
+              <w:t>key</w:t>
+            </w:r>
+            <w:r>
+              <w:rPr>
+                <w:rFonts w:ascii="Consolas" w:eastAsia="Times New Roman" w:hAnsi="Consolas" w:cs="Times New Roman"/>
+                <w:color w:val="FFFFFF"/>
+                <w:sz w:val="21"/>
+                <w:szCs w:val="21"/>
+                <w:lang w:val="en-IN" w:eastAsia="en-IN" w:bidi="gu-IN"/>
+              </w:rPr>
+              <w:t>);</w:t>
+            </w:r>
+          </w:p>
+          <w:p>
+            <w:pPr>
+              <w:shd w:val="clear" w:color="auto" w:fill="00002C"/>
+              <w:suppressAutoHyphens w:val="0"/>
+              <w:spacing w:line="285" w:lineRule="atLeast"/>
+              <w:rPr>
+                <w:rFonts w:ascii="Consolas" w:eastAsia="Times New Roman" w:hAnsi="Consolas" w:cs="Times New Roman"/>
+                <w:color w:val="FFFFFF"/>
+                <w:sz w:val="21"/>
+                <w:szCs w:val="21"/>
+                <w:lang w:val="en-IN" w:eastAsia="en-IN" w:bidi="gu-IN"/>
+              </w:rPr>
+            </w:pPr>
+          </w:p>
+          <w:p>
+            <w:pPr>
+              <w:shd w:val="clear" w:color="auto" w:fill="00002C"/>
+              <w:suppressAutoHyphens w:val="0"/>
+              <w:spacing w:line="285" w:lineRule="atLeast"/>
+              <w:rPr>
+                <w:rFonts w:ascii="Consolas" w:eastAsia="Times New Roman" w:hAnsi="Consolas" w:cs="Times New Roman"/>
+                <w:color w:val="FFFFFF"/>
+                <w:sz w:val="21"/>
+                <w:szCs w:val="21"/>
+                <w:lang w:val="en-IN" w:eastAsia="en-IN" w:bidi="gu-IN"/>
+              </w:rPr>
+            </w:pPr>
+            <w:r>
+              <w:rPr>
+                <w:rFonts w:ascii="Consolas" w:eastAsia="Times New Roman" w:hAnsi="Consolas" w:cs="Times New Roman"/>
+                <w:color w:val="FFFFFF"/>
+                <w:sz w:val="21"/>
+                <w:szCs w:val="21"/>
+                <w:lang w:val="en-IN" w:eastAsia="en-IN" w:bidi="gu-IN"/>
+              </w:rPr>
+              <w:t xml:space="preserve">    </w:t>
+            </w:r>
+            <w:r>
+              <w:rPr>
+                <w:rFonts w:ascii="Consolas" w:eastAsia="Times New Roman" w:hAnsi="Consolas" w:cs="Times New Roman"/>
+                <w:color w:val="FF006A"/>
+                <w:sz w:val="21"/>
+                <w:szCs w:val="21"/>
+                <w:lang w:val="en-IN" w:eastAsia="en-IN" w:bidi="gu-IN"/>
+              </w:rPr>
+              <w:t>for</w:t>
+            </w:r>
+            <w:r>
+              <w:rPr>
+                <w:rFonts w:ascii="Consolas" w:eastAsia="Times New Roman" w:hAnsi="Consolas" w:cs="Times New Roman"/>
+                <w:color w:val="FFFFFF"/>
+                <w:sz w:val="21"/>
+                <w:szCs w:val="21"/>
+                <w:lang w:val="en-IN" w:eastAsia="en-IN" w:bidi="gu-IN"/>
+              </w:rPr>
+              <w:t xml:space="preserve"> (i </w:t>
+            </w:r>
+            <w:r>
+              <w:rPr>
+                <w:rFonts w:ascii="Consolas" w:eastAsia="Times New Roman" w:hAnsi="Consolas" w:cs="Times New Roman"/>
+                <w:color w:val="FF0062"/>
+                <w:sz w:val="21"/>
+                <w:szCs w:val="21"/>
+                <w:lang w:val="en-IN" w:eastAsia="en-IN" w:bidi="gu-IN"/>
+              </w:rPr>
+              <w:t>=</w:t>
+            </w:r>
+            <w:r>
+              <w:rPr>
+                <w:rFonts w:ascii="Consolas" w:eastAsia="Times New Roman" w:hAnsi="Consolas" w:cs="Times New Roman"/>
+                <w:color w:val="FFFFFF"/>
+                <w:sz w:val="21"/>
+                <w:szCs w:val="21"/>
+                <w:lang w:val="en-IN" w:eastAsia="en-IN" w:bidi="gu-IN"/>
+              </w:rPr>
+              <w:t xml:space="preserve"> </w:t>
+            </w:r>
+            <w:r>
+              <w:rPr>
+                <w:rFonts w:ascii="Consolas" w:eastAsia="Times New Roman" w:hAnsi="Consolas" w:cs="Times New Roman"/>
+                <w:color w:val="FF7E34"/>
+                <w:sz w:val="21"/>
+                <w:szCs w:val="21"/>
+                <w:lang w:val="en-IN" w:eastAsia="en-IN" w:bidi="gu-IN"/>
+              </w:rPr>
+              <w:t>0</w:t>
+            </w:r>
+            <w:r>
+              <w:rPr>
+                <w:rFonts w:ascii="Consolas" w:eastAsia="Times New Roman" w:hAnsi="Consolas" w:cs="Times New Roman"/>
+                <w:color w:val="FFFFFF"/>
+                <w:sz w:val="21"/>
+                <w:szCs w:val="21"/>
+                <w:lang w:val="en-IN" w:eastAsia="en-IN" w:bidi="gu-IN"/>
+              </w:rPr>
+              <w:t xml:space="preserve">; </w:t>
+            </w:r>
+            <w:r>
+              <w:rPr>
+                <w:rFonts w:ascii="Consolas" w:eastAsia="Times New Roman" w:hAnsi="Consolas" w:cs="Times New Roman"/>
+                <w:color w:val="EEFFFF"/>
+                <w:sz w:val="21"/>
+                <w:szCs w:val="21"/>
+                <w:lang w:val="en-IN" w:eastAsia="en-IN" w:bidi="gu-IN"/>
+              </w:rPr>
+              <w:t>text</w:t>
+            </w:r>
+            <w:r>
+              <w:rPr>
+                <w:rFonts w:ascii="Consolas" w:eastAsia="Times New Roman" w:hAnsi="Consolas" w:cs="Times New Roman"/>
+                <w:color w:val="FFFFFF"/>
+                <w:sz w:val="21"/>
+                <w:szCs w:val="21"/>
+                <w:lang w:val="en-IN" w:eastAsia="en-IN" w:bidi="gu-IN"/>
+              </w:rPr>
+              <w:t xml:space="preserve">[i] </w:t>
+            </w:r>
+            <w:r>
+              <w:rPr>
+                <w:rFonts w:ascii="Consolas" w:eastAsia="Times New Roman" w:hAnsi="Consolas" w:cs="Times New Roman"/>
+                <w:color w:val="FF0062"/>
+                <w:sz w:val="21"/>
+                <w:szCs w:val="21"/>
+                <w:lang w:val="en-IN" w:eastAsia="en-IN" w:bidi="gu-IN"/>
+              </w:rPr>
+              <w:t>!=</w:t>
+            </w:r>
+            <w:r>
+              <w:rPr>
+                <w:rFonts w:ascii="Consolas" w:eastAsia="Times New Roman" w:hAnsi="Consolas" w:cs="Times New Roman"/>
+                <w:color w:val="FFFFFF"/>
+                <w:sz w:val="21"/>
+                <w:szCs w:val="21"/>
+                <w:lang w:val="en-IN" w:eastAsia="en-IN" w:bidi="gu-IN"/>
+              </w:rPr>
+              <w:t xml:space="preserve"> '</w:t>
+            </w:r>
+            <w:r>
+              <w:rPr>
+                <w:rFonts w:ascii="Consolas" w:eastAsia="Times New Roman" w:hAnsi="Consolas" w:cs="Times New Roman"/>
+                <w:color w:val="89DDFF"/>
+                <w:sz w:val="21"/>
+                <w:szCs w:val="21"/>
+                <w:lang w:val="en-IN" w:eastAsia="en-IN" w:bidi="gu-IN"/>
+              </w:rPr>
+              <w:t>\0</w:t>
+            </w:r>
+            <w:r>
+              <w:rPr>
+                <w:rFonts w:ascii="Consolas" w:eastAsia="Times New Roman" w:hAnsi="Consolas" w:cs="Times New Roman"/>
+                <w:color w:val="FFFFFF"/>
+                <w:sz w:val="21"/>
+                <w:szCs w:val="21"/>
+                <w:lang w:val="en-IN" w:eastAsia="en-IN" w:bidi="gu-IN"/>
+              </w:rPr>
+              <w:t>'; i</w:t>
+            </w:r>
+            <w:r>
+              <w:rPr>
+                <w:rFonts w:ascii="Consolas" w:eastAsia="Times New Roman" w:hAnsi="Consolas" w:cs="Times New Roman"/>
+                <w:color w:val="FF0062"/>
+                <w:sz w:val="21"/>
+                <w:szCs w:val="21"/>
+                <w:lang w:val="en-IN" w:eastAsia="en-IN" w:bidi="gu-IN"/>
+              </w:rPr>
+              <w:t>++</w:t>
+            </w:r>
+            <w:r>
+              <w:rPr>
+                <w:rFonts w:ascii="Consolas" w:eastAsia="Times New Roman" w:hAnsi="Consolas" w:cs="Times New Roman"/>
+                <w:color w:val="FFFFFF"/>
+                <w:sz w:val="21"/>
+                <w:szCs w:val="21"/>
+                <w:lang w:val="en-IN" w:eastAsia="en-IN" w:bidi="gu-IN"/>
+              </w:rPr>
+              <w:t>) {</w:t>
+            </w:r>
+          </w:p>
+          <w:p>
+            <w:pPr>
+              <w:shd w:val="clear" w:color="auto" w:fill="00002C"/>
+              <w:suppressAutoHyphens w:val="0"/>
+              <w:spacing w:line="285" w:lineRule="atLeast"/>
+              <w:rPr>
+                <w:rFonts w:ascii="Consolas" w:eastAsia="Times New Roman" w:hAnsi="Consolas" w:cs="Times New Roman"/>
+                <w:color w:val="FFFFFF"/>
+                <w:sz w:val="21"/>
+                <w:szCs w:val="21"/>
+                <w:lang w:val="en-IN" w:eastAsia="en-IN" w:bidi="gu-IN"/>
+              </w:rPr>
+            </w:pPr>
+            <w:r>
+              <w:rPr>
+                <w:rFonts w:ascii="Consolas" w:eastAsia="Times New Roman" w:hAnsi="Consolas" w:cs="Times New Roman"/>
+                <w:color w:val="FFFFFF"/>
+                <w:sz w:val="21"/>
+                <w:szCs w:val="21"/>
+                <w:lang w:val="en-IN" w:eastAsia="en-IN" w:bidi="gu-IN"/>
+              </w:rPr>
+              <w:t xml:space="preserve">        </w:t>
+            </w:r>
+            <w:r>
+              <w:rPr>
+                <w:rFonts w:ascii="Consolas" w:eastAsia="Times New Roman" w:hAnsi="Consolas" w:cs="Times New Roman"/>
+                <w:color w:val="FF0062"/>
+                <w:sz w:val="21"/>
+                <w:szCs w:val="21"/>
+                <w:lang w:val="en-IN" w:eastAsia="en-IN" w:bidi="gu-IN"/>
+              </w:rPr>
+              <w:t>char</w:t>
+            </w:r>
+            <w:r>
+              <w:rPr>
+                <w:rFonts w:ascii="Consolas" w:eastAsia="Times New Roman" w:hAnsi="Consolas" w:cs="Times New Roman"/>
+                <w:color w:val="FFFFFF"/>
+                <w:sz w:val="21"/>
+                <w:szCs w:val="21"/>
+                <w:lang w:val="en-IN" w:eastAsia="en-IN" w:bidi="gu-IN"/>
+              </w:rPr>
+              <w:t xml:space="preserve"> ch </w:t>
+            </w:r>
+            <w:r>
+              <w:rPr>
+                <w:rFonts w:ascii="Consolas" w:eastAsia="Times New Roman" w:hAnsi="Consolas" w:cs="Times New Roman"/>
+                <w:color w:val="FF0062"/>
+                <w:sz w:val="21"/>
+                <w:szCs w:val="21"/>
+                <w:lang w:val="en-IN" w:eastAsia="en-IN" w:bidi="gu-IN"/>
+              </w:rPr>
+              <w:t>=</w:t>
+            </w:r>
+            <w:r>
+              <w:rPr>
+                <w:rFonts w:ascii="Consolas" w:eastAsia="Times New Roman" w:hAnsi="Consolas" w:cs="Times New Roman"/>
+                <w:color w:val="FFFFFF"/>
+                <w:sz w:val="21"/>
+                <w:szCs w:val="21"/>
+                <w:lang w:val="en-IN" w:eastAsia="en-IN" w:bidi="gu-IN"/>
+              </w:rPr>
+              <w:t xml:space="preserve"> </w:t>
+            </w:r>
+            <w:r>
+              <w:rPr>
+                <w:rFonts w:ascii="Consolas" w:eastAsia="Times New Roman" w:hAnsi="Consolas" w:cs="Times New Roman"/>
+                <w:color w:val="EEFFFF"/>
+                <w:sz w:val="21"/>
+                <w:szCs w:val="21"/>
+                <w:lang w:val="en-IN" w:eastAsia="en-IN" w:bidi="gu-IN"/>
+              </w:rPr>
+              <w:t>text</w:t>
+            </w:r>
+            <w:r>
+              <w:rPr>
+                <w:rFonts w:ascii="Consolas" w:eastAsia="Times New Roman" w:hAnsi="Consolas" w:cs="Times New Roman"/>
+                <w:color w:val="FFFFFF"/>
+                <w:sz w:val="21"/>
+                <w:szCs w:val="21"/>
+                <w:lang w:val="en-IN" w:eastAsia="en-IN" w:bidi="gu-IN"/>
+              </w:rPr>
+              <w:t>[i];</w:t>
+            </w:r>
+          </w:p>
+          <w:p>
+            <w:pPr>
+              <w:shd w:val="clear" w:color="auto" w:fill="00002C"/>
+              <w:suppressAutoHyphens w:val="0"/>
+              <w:spacing w:line="285" w:lineRule="atLeast"/>
+              <w:rPr>
+                <w:rFonts w:ascii="Consolas" w:eastAsia="Times New Roman" w:hAnsi="Consolas" w:cs="Times New Roman"/>
+                <w:color w:val="FFFFFF"/>
+                <w:sz w:val="21"/>
+                <w:szCs w:val="21"/>
+                <w:lang w:val="en-IN" w:eastAsia="en-IN" w:bidi="gu-IN"/>
+              </w:rPr>
+            </w:pPr>
+          </w:p>
+          <w:p>
+            <w:pPr>
+              <w:shd w:val="clear" w:color="auto" w:fill="00002C"/>
+              <w:suppressAutoHyphens w:val="0"/>
+              <w:spacing w:line="285" w:lineRule="atLeast"/>
+              <w:rPr>
+                <w:rFonts w:ascii="Consolas" w:eastAsia="Times New Roman" w:hAnsi="Consolas" w:cs="Times New Roman"/>
+                <w:color w:val="FFFFFF"/>
+                <w:sz w:val="21"/>
+                <w:szCs w:val="21"/>
+                <w:lang w:val="en-IN" w:eastAsia="en-IN" w:bidi="gu-IN"/>
+              </w:rPr>
+            </w:pPr>
+            <w:r>
+              <w:rPr>
+                <w:rFonts w:ascii="Consolas" w:eastAsia="Times New Roman" w:hAnsi="Consolas" w:cs="Times New Roman"/>
+                <w:color w:val="FFFFFF"/>
+                <w:sz w:val="21"/>
+                <w:szCs w:val="21"/>
+                <w:lang w:val="en-IN" w:eastAsia="en-IN" w:bidi="gu-IN"/>
+              </w:rPr>
+              <w:t xml:space="preserve">        </w:t>
+            </w:r>
+            <w:r>
+              <w:rPr>
+                <w:rFonts w:ascii="Consolas" w:eastAsia="Times New Roman" w:hAnsi="Consolas" w:cs="Times New Roman"/>
+                <w:color w:val="FF006A"/>
+                <w:sz w:val="21"/>
+                <w:szCs w:val="21"/>
+                <w:lang w:val="en-IN" w:eastAsia="en-IN" w:bidi="gu-IN"/>
+              </w:rPr>
+              <w:t>if</w:t>
+            </w:r>
+            <w:r>
+              <w:rPr>
+                <w:rFonts w:ascii="Consolas" w:eastAsia="Times New Roman" w:hAnsi="Consolas" w:cs="Times New Roman"/>
+                <w:color w:val="FFFFFF"/>
+                <w:sz w:val="21"/>
+                <w:szCs w:val="21"/>
+                <w:lang w:val="en-IN" w:eastAsia="en-IN" w:bidi="gu-IN"/>
+              </w:rPr>
+              <w:t xml:space="preserve"> (ch </w:t>
+            </w:r>
+            <w:r>
+              <w:rPr>
+                <w:rFonts w:ascii="Consolas" w:eastAsia="Times New Roman" w:hAnsi="Consolas" w:cs="Times New Roman"/>
+                <w:color w:val="FF0062"/>
+                <w:sz w:val="21"/>
+                <w:szCs w:val="21"/>
+                <w:lang w:val="en-IN" w:eastAsia="en-IN" w:bidi="gu-IN"/>
+              </w:rPr>
+              <w:t>&gt;=</w:t>
+            </w:r>
+            <w:r>
+              <w:rPr>
+                <w:rFonts w:ascii="Consolas" w:eastAsia="Times New Roman" w:hAnsi="Consolas" w:cs="Times New Roman"/>
+                <w:color w:val="FFFFFF"/>
+                <w:sz w:val="21"/>
+                <w:szCs w:val="21"/>
+                <w:lang w:val="en-IN" w:eastAsia="en-IN" w:bidi="gu-IN"/>
+              </w:rPr>
+              <w:t xml:space="preserve"> '</w:t>
+            </w:r>
+            <w:r>
+              <w:rPr>
+                <w:rFonts w:ascii="Consolas" w:eastAsia="Times New Roman" w:hAnsi="Consolas" w:cs="Times New Roman"/>
+                <w:color w:val="EEFF00"/>
+                <w:sz w:val="21"/>
+                <w:szCs w:val="21"/>
+                <w:lang w:val="en-IN" w:eastAsia="en-IN" w:bidi="gu-IN"/>
+              </w:rPr>
+              <w:t>A</w:t>
+            </w:r>
+            <w:r>
+              <w:rPr>
+                <w:rFonts w:ascii="Consolas" w:eastAsia="Times New Roman" w:hAnsi="Consolas" w:cs="Times New Roman"/>
+                <w:color w:val="FFFFFF"/>
+                <w:sz w:val="21"/>
+                <w:szCs w:val="21"/>
+                <w:lang w:val="en-IN" w:eastAsia="en-IN" w:bidi="gu-IN"/>
+              </w:rPr>
+              <w:t xml:space="preserve">' </w:t>
+            </w:r>
+            <w:r>
+              <w:rPr>
+                <w:rFonts w:ascii="Consolas" w:eastAsia="Times New Roman" w:hAnsi="Consolas" w:cs="Times New Roman"/>
+                <w:color w:val="FF0062"/>
+                <w:sz w:val="21"/>
+                <w:szCs w:val="21"/>
+                <w:lang w:val="en-IN" w:eastAsia="en-IN" w:bidi="gu-IN"/>
+              </w:rPr>
+              <w:t>&amp;&amp;</w:t>
+            </w:r>
+            <w:r>
+              <w:rPr>
+                <w:rFonts w:ascii="Consolas" w:eastAsia="Times New Roman" w:hAnsi="Consolas" w:cs="Times New Roman"/>
+                <w:color w:val="FFFFFF"/>
+                <w:sz w:val="21"/>
+                <w:szCs w:val="21"/>
+                <w:lang w:val="en-IN" w:eastAsia="en-IN" w:bidi="gu-IN"/>
+              </w:rPr>
+              <w:t xml:space="preserve"> ch </w:t>
+            </w:r>
+            <w:r>
+              <w:rPr>
+                <w:rFonts w:ascii="Consolas" w:eastAsia="Times New Roman" w:hAnsi="Consolas" w:cs="Times New Roman"/>
+                <w:color w:val="FF0062"/>
+                <w:sz w:val="21"/>
+                <w:szCs w:val="21"/>
+                <w:lang w:val="en-IN" w:eastAsia="en-IN" w:bidi="gu-IN"/>
+              </w:rPr>
+              <w:t>&lt;=</w:t>
+            </w:r>
+            <w:r>
+              <w:rPr>
+                <w:rFonts w:ascii="Consolas" w:eastAsia="Times New Roman" w:hAnsi="Consolas" w:cs="Times New Roman"/>
+                <w:color w:val="FFFFFF"/>
+                <w:sz w:val="21"/>
+                <w:szCs w:val="21"/>
+                <w:lang w:val="en-IN" w:eastAsia="en-IN" w:bidi="gu-IN"/>
+              </w:rPr>
+              <w:t xml:space="preserve"> '</w:t>
+            </w:r>
+            <w:r>
+              <w:rPr>
+                <w:rFonts w:ascii="Consolas" w:eastAsia="Times New Roman" w:hAnsi="Consolas" w:cs="Times New Roman"/>
+                <w:color w:val="EEFF00"/>
+                <w:sz w:val="21"/>
+                <w:szCs w:val="21"/>
+                <w:lang w:val="en-IN" w:eastAsia="en-IN" w:bidi="gu-IN"/>
+              </w:rPr>
+              <w:t>Z</w:t>
+            </w:r>
+            <w:r>
+              <w:rPr>
+                <w:rFonts w:ascii="Consolas" w:eastAsia="Times New Roman" w:hAnsi="Consolas" w:cs="Times New Roman"/>
+                <w:color w:val="FFFFFF"/>
+                <w:sz w:val="21"/>
+                <w:szCs w:val="21"/>
+                <w:lang w:val="en-IN" w:eastAsia="en-IN" w:bidi="gu-IN"/>
+              </w:rPr>
+              <w:t>')</w:t>
+            </w:r>
+          </w:p>
+          <w:p>
+            <w:pPr>
+              <w:shd w:val="clear" w:color="auto" w:fill="00002C"/>
+              <w:suppressAutoHyphens w:val="0"/>
+              <w:spacing w:line="285" w:lineRule="atLeast"/>
+              <w:rPr>
+                <w:rFonts w:ascii="Consolas" w:eastAsia="Times New Roman" w:hAnsi="Consolas" w:cs="Times New Roman"/>
+                <w:color w:val="FFFFFF"/>
+                <w:sz w:val="21"/>
+                <w:szCs w:val="21"/>
+                <w:lang w:val="en-IN" w:eastAsia="en-IN" w:bidi="gu-IN"/>
+              </w:rPr>
+            </w:pPr>
+            <w:r>
+              <w:rPr>
+                <w:rFonts w:ascii="Consolas" w:eastAsia="Times New Roman" w:hAnsi="Consolas" w:cs="Times New Roman"/>
+                <w:color w:val="FFFFFF"/>
+                <w:sz w:val="21"/>
+                <w:szCs w:val="21"/>
+                <w:lang w:val="en-IN" w:eastAsia="en-IN" w:bidi="gu-IN"/>
+              </w:rPr>
+              <w:t xml:space="preserve">            </w:t>
+            </w:r>
+            <w:r>
+              <w:rPr>
+                <w:rFonts w:ascii="Consolas" w:eastAsia="Times New Roman" w:hAnsi="Consolas" w:cs="Times New Roman"/>
+                <w:color w:val="EEFFFF"/>
+                <w:sz w:val="21"/>
+                <w:szCs w:val="21"/>
+                <w:lang w:val="en-IN" w:eastAsia="en-IN" w:bidi="gu-IN"/>
+              </w:rPr>
+              <w:t>encrypted</w:t>
+            </w:r>
+            <w:r>
+              <w:rPr>
+                <w:rFonts w:ascii="Consolas" w:eastAsia="Times New Roman" w:hAnsi="Consolas" w:cs="Times New Roman"/>
+                <w:color w:val="FFFFFF"/>
+                <w:sz w:val="21"/>
+                <w:szCs w:val="21"/>
+                <w:lang w:val="en-IN" w:eastAsia="en-IN" w:bidi="gu-IN"/>
+              </w:rPr>
+              <w:t xml:space="preserve">[i] </w:t>
+            </w:r>
+            <w:r>
+              <w:rPr>
+                <w:rFonts w:ascii="Consolas" w:eastAsia="Times New Roman" w:hAnsi="Consolas" w:cs="Times New Roman"/>
+                <w:color w:val="FF0062"/>
+                <w:sz w:val="21"/>
+                <w:szCs w:val="21"/>
+                <w:lang w:val="en-IN" w:eastAsia="en-IN" w:bidi="gu-IN"/>
+              </w:rPr>
+              <w:t>=</w:t>
+            </w:r>
+            <w:r>
+              <w:rPr>
+                <w:rFonts w:ascii="Consolas" w:eastAsia="Times New Roman" w:hAnsi="Consolas" w:cs="Times New Roman"/>
+                <w:color w:val="FFFFFF"/>
+                <w:sz w:val="21"/>
+                <w:szCs w:val="21"/>
+                <w:lang w:val="en-IN" w:eastAsia="en-IN" w:bidi="gu-IN"/>
+              </w:rPr>
+              <w:t xml:space="preserve"> (ch </w:t>
+            </w:r>
+            <w:r>
+              <w:rPr>
+                <w:rFonts w:ascii="Consolas" w:eastAsia="Times New Roman" w:hAnsi="Consolas" w:cs="Times New Roman"/>
+                <w:color w:val="FF0062"/>
+                <w:sz w:val="21"/>
+                <w:szCs w:val="21"/>
+                <w:lang w:val="en-IN" w:eastAsia="en-IN" w:bidi="gu-IN"/>
+              </w:rPr>
+              <w:t>-</w:t>
+            </w:r>
+            <w:r>
+              <w:rPr>
+                <w:rFonts w:ascii="Consolas" w:eastAsia="Times New Roman" w:hAnsi="Consolas" w:cs="Times New Roman"/>
+                <w:color w:val="FFFFFF"/>
+                <w:sz w:val="21"/>
+                <w:szCs w:val="21"/>
+                <w:lang w:val="en-IN" w:eastAsia="en-IN" w:bidi="gu-IN"/>
+              </w:rPr>
+              <w:t xml:space="preserve"> '</w:t>
+            </w:r>
+            <w:r>
+              <w:rPr>
+                <w:rFonts w:ascii="Consolas" w:eastAsia="Times New Roman" w:hAnsi="Consolas" w:cs="Times New Roman"/>
+                <w:color w:val="EEFF00"/>
+                <w:sz w:val="21"/>
+                <w:szCs w:val="21"/>
+                <w:lang w:val="en-IN" w:eastAsia="en-IN" w:bidi="gu-IN"/>
+              </w:rPr>
+              <w:t>A</w:t>
+            </w:r>
+            <w:r>
+              <w:rPr>
+                <w:rFonts w:ascii="Consolas" w:eastAsia="Times New Roman" w:hAnsi="Consolas" w:cs="Times New Roman"/>
+                <w:color w:val="FFFFFF"/>
+                <w:sz w:val="21"/>
+                <w:szCs w:val="21"/>
+                <w:lang w:val="en-IN" w:eastAsia="en-IN" w:bidi="gu-IN"/>
+              </w:rPr>
+              <w:t xml:space="preserve">' </w:t>
+            </w:r>
+            <w:r>
+              <w:rPr>
+                <w:rFonts w:ascii="Consolas" w:eastAsia="Times New Roman" w:hAnsi="Consolas" w:cs="Times New Roman"/>
+                <w:color w:val="FF0062"/>
+                <w:sz w:val="21"/>
+                <w:szCs w:val="21"/>
+                <w:lang w:val="en-IN" w:eastAsia="en-IN" w:bidi="gu-IN"/>
+              </w:rPr>
+              <w:t>+</w:t>
+            </w:r>
+            <w:r>
+              <w:rPr>
+                <w:rFonts w:ascii="Consolas" w:eastAsia="Times New Roman" w:hAnsi="Consolas" w:cs="Times New Roman"/>
+                <w:color w:val="FFFFFF"/>
+                <w:sz w:val="21"/>
+                <w:szCs w:val="21"/>
+                <w:lang w:val="en-IN" w:eastAsia="en-IN" w:bidi="gu-IN"/>
+              </w:rPr>
+              <w:t xml:space="preserve"> key) </w:t>
+            </w:r>
+            <w:r>
+              <w:rPr>
+                <w:rFonts w:ascii="Consolas" w:eastAsia="Times New Roman" w:hAnsi="Consolas" w:cs="Times New Roman"/>
+                <w:color w:val="FF0062"/>
+                <w:sz w:val="21"/>
+                <w:szCs w:val="21"/>
+                <w:lang w:val="en-IN" w:eastAsia="en-IN" w:bidi="gu-IN"/>
+              </w:rPr>
+              <w:t>%</w:t>
+            </w:r>
+            <w:r>
+              <w:rPr>
+                <w:rFonts w:ascii="Consolas" w:eastAsia="Times New Roman" w:hAnsi="Consolas" w:cs="Times New Roman"/>
+                <w:color w:val="FFFFFF"/>
+                <w:sz w:val="21"/>
+                <w:szCs w:val="21"/>
+                <w:lang w:val="en-IN" w:eastAsia="en-IN" w:bidi="gu-IN"/>
+              </w:rPr>
+              <w:t xml:space="preserve"> </w:t>
+            </w:r>
+            <w:r>
+              <w:rPr>
+                <w:rFonts w:ascii="Consolas" w:eastAsia="Times New Roman" w:hAnsi="Consolas" w:cs="Times New Roman"/>
+                <w:color w:val="FF7E34"/>
+                <w:sz w:val="21"/>
+                <w:szCs w:val="21"/>
+                <w:lang w:val="en-IN" w:eastAsia="en-IN" w:bidi="gu-IN"/>
+              </w:rPr>
+              <w:t>26</w:t>
+            </w:r>
+            <w:r>
+              <w:rPr>
+                <w:rFonts w:ascii="Consolas" w:eastAsia="Times New Roman" w:hAnsi="Consolas" w:cs="Times New Roman"/>
+                <w:color w:val="FFFFFF"/>
+                <w:sz w:val="21"/>
+                <w:szCs w:val="21"/>
+                <w:lang w:val="en-IN" w:eastAsia="en-IN" w:bidi="gu-IN"/>
+              </w:rPr>
+              <w:t xml:space="preserve"> </w:t>
+            </w:r>
+            <w:r>
+              <w:rPr>
+                <w:rFonts w:ascii="Consolas" w:eastAsia="Times New Roman" w:hAnsi="Consolas" w:cs="Times New Roman"/>
+                <w:color w:val="FF0062"/>
+                <w:sz w:val="21"/>
+                <w:szCs w:val="21"/>
+                <w:lang w:val="en-IN" w:eastAsia="en-IN" w:bidi="gu-IN"/>
+              </w:rPr>
+              <w:t>+</w:t>
+            </w:r>
+            <w:r>
+              <w:rPr>
+                <w:rFonts w:ascii="Consolas" w:eastAsia="Times New Roman" w:hAnsi="Consolas" w:cs="Times New Roman"/>
+                <w:color w:val="FFFFFF"/>
+                <w:sz w:val="21"/>
+                <w:szCs w:val="21"/>
+                <w:lang w:val="en-IN" w:eastAsia="en-IN" w:bidi="gu-IN"/>
+              </w:rPr>
+              <w:t xml:space="preserve"> '</w:t>
+            </w:r>
+            <w:r>
+              <w:rPr>
+                <w:rFonts w:ascii="Consolas" w:eastAsia="Times New Roman" w:hAnsi="Consolas" w:cs="Times New Roman"/>
+                <w:color w:val="EEFF00"/>
+                <w:sz w:val="21"/>
+                <w:szCs w:val="21"/>
+                <w:lang w:val="en-IN" w:eastAsia="en-IN" w:bidi="gu-IN"/>
+              </w:rPr>
+              <w:t>A</w:t>
+            </w:r>
+            <w:r>
+              <w:rPr>
+                <w:rFonts w:ascii="Consolas" w:eastAsia="Times New Roman" w:hAnsi="Consolas" w:cs="Times New Roman"/>
+                <w:color w:val="FFFFFF"/>
+                <w:sz w:val="21"/>
+                <w:szCs w:val="21"/>
+                <w:lang w:val="en-IN" w:eastAsia="en-IN" w:bidi="gu-IN"/>
+              </w:rPr>
+              <w:t>';</w:t>
+            </w:r>
+          </w:p>
+          <w:p>
+            <w:pPr>
+              <w:shd w:val="clear" w:color="auto" w:fill="00002C"/>
+              <w:suppressAutoHyphens w:val="0"/>
+              <w:spacing w:line="285" w:lineRule="atLeast"/>
+              <w:rPr>
+                <w:rFonts w:ascii="Consolas" w:eastAsia="Times New Roman" w:hAnsi="Consolas" w:cs="Times New Roman"/>
+                <w:color w:val="FFFFFF"/>
+                <w:sz w:val="21"/>
+                <w:szCs w:val="21"/>
+                <w:lang w:val="en-IN" w:eastAsia="en-IN" w:bidi="gu-IN"/>
+              </w:rPr>
+            </w:pPr>
+            <w:r>
+              <w:rPr>
+                <w:rFonts w:ascii="Consolas" w:eastAsia="Times New Roman" w:hAnsi="Consolas" w:cs="Times New Roman"/>
+                <w:color w:val="FFFFFF"/>
+                <w:sz w:val="21"/>
+                <w:szCs w:val="21"/>
+                <w:lang w:val="en-IN" w:eastAsia="en-IN" w:bidi="gu-IN"/>
+              </w:rPr>
+              <w:t xml:space="preserve">        </w:t>
+            </w:r>
+            <w:r>
+              <w:rPr>
+                <w:rFonts w:ascii="Consolas" w:eastAsia="Times New Roman" w:hAnsi="Consolas" w:cs="Times New Roman"/>
+                <w:color w:val="FF006A"/>
+                <w:sz w:val="21"/>
+                <w:szCs w:val="21"/>
+                <w:lang w:val="en-IN" w:eastAsia="en-IN" w:bidi="gu-IN"/>
+              </w:rPr>
+              <w:t>else</w:t>
+            </w:r>
+            <w:r>
+              <w:rPr>
+                <w:rFonts w:ascii="Consolas" w:eastAsia="Times New Roman" w:hAnsi="Consolas" w:cs="Times New Roman"/>
+                <w:color w:val="FFFFFF"/>
+                <w:sz w:val="21"/>
+                <w:szCs w:val="21"/>
+                <w:lang w:val="en-IN" w:eastAsia="en-IN" w:bidi="gu-IN"/>
+              </w:rPr>
+              <w:t xml:space="preserve"> </w:t>
+            </w:r>
+            <w:r>
+              <w:rPr>
+                <w:rFonts w:ascii="Consolas" w:eastAsia="Times New Roman" w:hAnsi="Consolas" w:cs="Times New Roman"/>
+                <w:color w:val="FF006A"/>
+                <w:sz w:val="21"/>
+                <w:szCs w:val="21"/>
+                <w:lang w:val="en-IN" w:eastAsia="en-IN" w:bidi="gu-IN"/>
+              </w:rPr>
+              <w:t>if</w:t>
+            </w:r>
+            <w:r>
+              <w:rPr>
+                <w:rFonts w:ascii="Consolas" w:eastAsia="Times New Roman" w:hAnsi="Consolas" w:cs="Times New Roman"/>
+                <w:color w:val="FFFFFF"/>
+                <w:sz w:val="21"/>
+                <w:szCs w:val="21"/>
+                <w:lang w:val="en-IN" w:eastAsia="en-IN" w:bidi="gu-IN"/>
+              </w:rPr>
+              <w:t xml:space="preserve"> (ch </w:t>
+            </w:r>
+            <w:r>
+              <w:rPr>
+                <w:rFonts w:ascii="Consolas" w:eastAsia="Times New Roman" w:hAnsi="Consolas" w:cs="Times New Roman"/>
+                <w:color w:val="FF0062"/>
+                <w:sz w:val="21"/>
+                <w:szCs w:val="21"/>
+                <w:lang w:val="en-IN" w:eastAsia="en-IN" w:bidi="gu-IN"/>
+              </w:rPr>
+              <w:t>&gt;=</w:t>
+            </w:r>
+            <w:r>
+              <w:rPr>
+                <w:rFonts w:ascii="Consolas" w:eastAsia="Times New Roman" w:hAnsi="Consolas" w:cs="Times New Roman"/>
+                <w:color w:val="FFFFFF"/>
+                <w:sz w:val="21"/>
+                <w:szCs w:val="21"/>
+                <w:lang w:val="en-IN" w:eastAsia="en-IN" w:bidi="gu-IN"/>
+              </w:rPr>
+              <w:t xml:space="preserve"> '</w:t>
+            </w:r>
+            <w:r>
+              <w:rPr>
+                <w:rFonts w:ascii="Consolas" w:eastAsia="Times New Roman" w:hAnsi="Consolas" w:cs="Times New Roman"/>
+                <w:color w:val="EEFF00"/>
+                <w:sz w:val="21"/>
+                <w:szCs w:val="21"/>
+                <w:lang w:val="en-IN" w:eastAsia="en-IN" w:bidi="gu-IN"/>
+              </w:rPr>
+              <w:t>a</w:t>
+            </w:r>
+            <w:r>
+              <w:rPr>
+                <w:rFonts w:ascii="Consolas" w:eastAsia="Times New Roman" w:hAnsi="Consolas" w:cs="Times New Roman"/>
+                <w:color w:val="FFFFFF"/>
+                <w:sz w:val="21"/>
+                <w:szCs w:val="21"/>
+                <w:lang w:val="en-IN" w:eastAsia="en-IN" w:bidi="gu-IN"/>
+              </w:rPr>
+              <w:t xml:space="preserve">' </w:t>
+            </w:r>
+            <w:r>
+              <w:rPr>
+                <w:rFonts w:ascii="Consolas" w:eastAsia="Times New Roman" w:hAnsi="Consolas" w:cs="Times New Roman"/>
+                <w:color w:val="FF0062"/>
+                <w:sz w:val="21"/>
+                <w:szCs w:val="21"/>
+                <w:lang w:val="en-IN" w:eastAsia="en-IN" w:bidi="gu-IN"/>
+              </w:rPr>
+              <w:t>&amp;&amp;</w:t>
+            </w:r>
+            <w:r>
+              <w:rPr>
+                <w:rFonts w:ascii="Consolas" w:eastAsia="Times New Roman" w:hAnsi="Consolas" w:cs="Times New Roman"/>
+                <w:color w:val="FFFFFF"/>
+                <w:sz w:val="21"/>
+                <w:szCs w:val="21"/>
+                <w:lang w:val="en-IN" w:eastAsia="en-IN" w:bidi="gu-IN"/>
+              </w:rPr>
+              <w:t xml:space="preserve"> ch </w:t>
+            </w:r>
+            <w:r>
+              <w:rPr>
+                <w:rFonts w:ascii="Consolas" w:eastAsia="Times New Roman" w:hAnsi="Consolas" w:cs="Times New Roman"/>
+                <w:color w:val="FF0062"/>
+                <w:sz w:val="21"/>
+                <w:szCs w:val="21"/>
+                <w:lang w:val="en-IN" w:eastAsia="en-IN" w:bidi="gu-IN"/>
+              </w:rPr>
+              <w:t>&lt;=</w:t>
+            </w:r>
+            <w:r>
+              <w:rPr>
+                <w:rFonts w:ascii="Consolas" w:eastAsia="Times New Roman" w:hAnsi="Consolas" w:cs="Times New Roman"/>
+                <w:color w:val="FFFFFF"/>
+                <w:sz w:val="21"/>
+                <w:szCs w:val="21"/>
+                <w:lang w:val="en-IN" w:eastAsia="en-IN" w:bidi="gu-IN"/>
+              </w:rPr>
+              <w:t xml:space="preserve"> '</w:t>
+            </w:r>
+            <w:r>
+              <w:rPr>
+                <w:rFonts w:ascii="Consolas" w:eastAsia="Times New Roman" w:hAnsi="Consolas" w:cs="Times New Roman"/>
+                <w:color w:val="EEFF00"/>
+                <w:sz w:val="21"/>
+                <w:szCs w:val="21"/>
+                <w:lang w:val="en-IN" w:eastAsia="en-IN" w:bidi="gu-IN"/>
+              </w:rPr>
+              <w:t>z</w:t>
+            </w:r>
+            <w:r>
+              <w:rPr>
+                <w:rFonts w:ascii="Consolas" w:eastAsia="Times New Roman" w:hAnsi="Consolas" w:cs="Times New Roman"/>
+                <w:color w:val="FFFFFF"/>
+                <w:sz w:val="21"/>
+                <w:szCs w:val="21"/>
+                <w:lang w:val="en-IN" w:eastAsia="en-IN" w:bidi="gu-IN"/>
+              </w:rPr>
+              <w:t>')</w:t>
+            </w:r>
+          </w:p>
+          <w:p>
+            <w:pPr>
+              <w:shd w:val="clear" w:color="auto" w:fill="00002C"/>
+              <w:suppressAutoHyphens w:val="0"/>
+              <w:spacing w:line="285" w:lineRule="atLeast"/>
+              <w:rPr>
+                <w:rFonts w:ascii="Consolas" w:eastAsia="Times New Roman" w:hAnsi="Consolas" w:cs="Times New Roman"/>
+                <w:color w:val="FFFFFF"/>
+                <w:sz w:val="21"/>
+                <w:szCs w:val="21"/>
+                <w:lang w:val="en-IN" w:eastAsia="en-IN" w:bidi="gu-IN"/>
+              </w:rPr>
+            </w:pPr>
+            <w:r>
+              <w:rPr>
+                <w:rFonts w:ascii="Consolas" w:eastAsia="Times New Roman" w:hAnsi="Consolas" w:cs="Times New Roman"/>
+                <w:color w:val="FFFFFF"/>
+                <w:sz w:val="21"/>
+                <w:szCs w:val="21"/>
+                <w:lang w:val="en-IN" w:eastAsia="en-IN" w:bidi="gu-IN"/>
+              </w:rPr>
+              <w:t xml:space="preserve">            </w:t>
+            </w:r>
+            <w:r>
+              <w:rPr>
+                <w:rFonts w:ascii="Consolas" w:eastAsia="Times New Roman" w:hAnsi="Consolas" w:cs="Times New Roman"/>
+                <w:color w:val="EEFFFF"/>
+                <w:sz w:val="21"/>
+                <w:szCs w:val="21"/>
+                <w:lang w:val="en-IN" w:eastAsia="en-IN" w:bidi="gu-IN"/>
+              </w:rPr>
+              <w:t>encrypted</w:t>
+            </w:r>
+            <w:r>
+              <w:rPr>
+                <w:rFonts w:ascii="Consolas" w:eastAsia="Times New Roman" w:hAnsi="Consolas" w:cs="Times New Roman"/>
+                <w:color w:val="FFFFFF"/>
+                <w:sz w:val="21"/>
+                <w:szCs w:val="21"/>
+                <w:lang w:val="en-IN" w:eastAsia="en-IN" w:bidi="gu-IN"/>
+              </w:rPr>
+              <w:t xml:space="preserve">[i] </w:t>
+            </w:r>
+            <w:r>
+              <w:rPr>
+                <w:rFonts w:ascii="Consolas" w:eastAsia="Times New Roman" w:hAnsi="Consolas" w:cs="Times New Roman"/>
+                <w:color w:val="FF0062"/>
+                <w:sz w:val="21"/>
+                <w:szCs w:val="21"/>
+                <w:lang w:val="en-IN" w:eastAsia="en-IN" w:bidi="gu-IN"/>
+              </w:rPr>
+              <w:t>=</w:t>
+            </w:r>
+            <w:r>
+              <w:rPr>
+                <w:rFonts w:ascii="Consolas" w:eastAsia="Times New Roman" w:hAnsi="Consolas" w:cs="Times New Roman"/>
+                <w:color w:val="FFFFFF"/>
+                <w:sz w:val="21"/>
+                <w:szCs w:val="21"/>
+                <w:lang w:val="en-IN" w:eastAsia="en-IN" w:bidi="gu-IN"/>
+              </w:rPr>
+              <w:t xml:space="preserve"> (ch </w:t>
+            </w:r>
+            <w:r>
+              <w:rPr>
+                <w:rFonts w:ascii="Consolas" w:eastAsia="Times New Roman" w:hAnsi="Consolas" w:cs="Times New Roman"/>
+                <w:color w:val="FF0062"/>
+                <w:sz w:val="21"/>
+                <w:szCs w:val="21"/>
+                <w:lang w:val="en-IN" w:eastAsia="en-IN" w:bidi="gu-IN"/>
+              </w:rPr>
+              <w:t>-</w:t>
+            </w:r>
+            <w:r>
+              <w:rPr>
+                <w:rFonts w:ascii="Consolas" w:eastAsia="Times New Roman" w:hAnsi="Consolas" w:cs="Times New Roman"/>
+                <w:color w:val="FFFFFF"/>
+                <w:sz w:val="21"/>
+                <w:szCs w:val="21"/>
+                <w:lang w:val="en-IN" w:eastAsia="en-IN" w:bidi="gu-IN"/>
+              </w:rPr>
+              <w:t xml:space="preserve"> '</w:t>
+            </w:r>
+            <w:r>
+              <w:rPr>
+                <w:rFonts w:ascii="Consolas" w:eastAsia="Times New Roman" w:hAnsi="Consolas" w:cs="Times New Roman"/>
+                <w:color w:val="EEFF00"/>
+                <w:sz w:val="21"/>
+                <w:szCs w:val="21"/>
+                <w:lang w:val="en-IN" w:eastAsia="en-IN" w:bidi="gu-IN"/>
+              </w:rPr>
+              <w:t>a</w:t>
+            </w:r>
+            <w:r>
+              <w:rPr>
+                <w:rFonts w:ascii="Consolas" w:eastAsia="Times New Roman" w:hAnsi="Consolas" w:cs="Times New Roman"/>
+                <w:color w:val="FFFFFF"/>
+                <w:sz w:val="21"/>
+                <w:szCs w:val="21"/>
+                <w:lang w:val="en-IN" w:eastAsia="en-IN" w:bidi="gu-IN"/>
+              </w:rPr>
+              <w:t xml:space="preserve">' </w:t>
+            </w:r>
+            <w:r>
+              <w:rPr>
+                <w:rFonts w:ascii="Consolas" w:eastAsia="Times New Roman" w:hAnsi="Consolas" w:cs="Times New Roman"/>
+                <w:color w:val="FF0062"/>
+                <w:sz w:val="21"/>
+                <w:szCs w:val="21"/>
+                <w:lang w:val="en-IN" w:eastAsia="en-IN" w:bidi="gu-IN"/>
+              </w:rPr>
+              <w:t>+</w:t>
+            </w:r>
+            <w:r>
+              <w:rPr>
+                <w:rFonts w:ascii="Consolas" w:eastAsia="Times New Roman" w:hAnsi="Consolas" w:cs="Times New Roman"/>
+                <w:color w:val="FFFFFF"/>
+                <w:sz w:val="21"/>
+                <w:szCs w:val="21"/>
+                <w:lang w:val="en-IN" w:eastAsia="en-IN" w:bidi="gu-IN"/>
+              </w:rPr>
+              <w:t xml:space="preserve"> key) </w:t>
+            </w:r>
+            <w:r>
+              <w:rPr>
+                <w:rFonts w:ascii="Consolas" w:eastAsia="Times New Roman" w:hAnsi="Consolas" w:cs="Times New Roman"/>
+                <w:color w:val="FF0062"/>
+                <w:sz w:val="21"/>
+                <w:szCs w:val="21"/>
+                <w:lang w:val="en-IN" w:eastAsia="en-IN" w:bidi="gu-IN"/>
+              </w:rPr>
+              <w:t>%</w:t>
+            </w:r>
+            <w:r>
+              <w:rPr>
+                <w:rFonts w:ascii="Consolas" w:eastAsia="Times New Roman" w:hAnsi="Consolas" w:cs="Times New Roman"/>
+                <w:color w:val="FFFFFF"/>
+                <w:sz w:val="21"/>
+                <w:szCs w:val="21"/>
+                <w:lang w:val="en-IN" w:eastAsia="en-IN" w:bidi="gu-IN"/>
+              </w:rPr>
+              <w:t xml:space="preserve"> </w:t>
+            </w:r>
+            <w:r>
+              <w:rPr>
+                <w:rFonts w:ascii="Consolas" w:eastAsia="Times New Roman" w:hAnsi="Consolas" w:cs="Times New Roman"/>
+                <w:color w:val="FF7E34"/>
+                <w:sz w:val="21"/>
+                <w:szCs w:val="21"/>
+                <w:lang w:val="en-IN" w:eastAsia="en-IN" w:bidi="gu-IN"/>
+              </w:rPr>
+              <w:t>26</w:t>
+            </w:r>
+            <w:r>
+              <w:rPr>
+                <w:rFonts w:ascii="Consolas" w:eastAsia="Times New Roman" w:hAnsi="Consolas" w:cs="Times New Roman"/>
+                <w:color w:val="FFFFFF"/>
+                <w:sz w:val="21"/>
+                <w:szCs w:val="21"/>
+                <w:lang w:val="en-IN" w:eastAsia="en-IN" w:bidi="gu-IN"/>
+              </w:rPr>
+              <w:t xml:space="preserve"> </w:t>
+            </w:r>
+            <w:r>
+              <w:rPr>
+                <w:rFonts w:ascii="Consolas" w:eastAsia="Times New Roman" w:hAnsi="Consolas" w:cs="Times New Roman"/>
+                <w:color w:val="FF0062"/>
+                <w:sz w:val="21"/>
+                <w:szCs w:val="21"/>
+                <w:lang w:val="en-IN" w:eastAsia="en-IN" w:bidi="gu-IN"/>
+              </w:rPr>
+              <w:t>+</w:t>
+            </w:r>
+            <w:r>
+              <w:rPr>
+                <w:rFonts w:ascii="Consolas" w:eastAsia="Times New Roman" w:hAnsi="Consolas" w:cs="Times New Roman"/>
+                <w:color w:val="FFFFFF"/>
+                <w:sz w:val="21"/>
+                <w:szCs w:val="21"/>
+                <w:lang w:val="en-IN" w:eastAsia="en-IN" w:bidi="gu-IN"/>
+              </w:rPr>
+              <w:t xml:space="preserve"> '</w:t>
+            </w:r>
+            <w:r>
+              <w:rPr>
+                <w:rFonts w:ascii="Consolas" w:eastAsia="Times New Roman" w:hAnsi="Consolas" w:cs="Times New Roman"/>
+                <w:color w:val="EEFF00"/>
+                <w:sz w:val="21"/>
+                <w:szCs w:val="21"/>
+                <w:lang w:val="en-IN" w:eastAsia="en-IN" w:bidi="gu-IN"/>
+              </w:rPr>
+              <w:t>a</w:t>
+            </w:r>
+            <w:r>
+              <w:rPr>
+                <w:rFonts w:ascii="Consolas" w:eastAsia="Times New Roman" w:hAnsi="Consolas" w:cs="Times New Roman"/>
+                <w:color w:val="FFFFFF"/>
+                <w:sz w:val="21"/>
+                <w:szCs w:val="21"/>
+                <w:lang w:val="en-IN" w:eastAsia="en-IN" w:bidi="gu-IN"/>
+              </w:rPr>
+              <w:t>';</w:t>
+            </w:r>
+          </w:p>
+          <w:p>
+            <w:pPr>
+              <w:shd w:val="clear" w:color="auto" w:fill="00002C"/>
+              <w:suppressAutoHyphens w:val="0"/>
+              <w:spacing w:line="285" w:lineRule="atLeast"/>
+              <w:rPr>
+                <w:rFonts w:ascii="Consolas" w:eastAsia="Times New Roman" w:hAnsi="Consolas" w:cs="Times New Roman"/>
+                <w:color w:val="FFFFFF"/>
+                <w:sz w:val="21"/>
+                <w:szCs w:val="21"/>
+                <w:lang w:val="en-IN" w:eastAsia="en-IN" w:bidi="gu-IN"/>
+              </w:rPr>
+            </w:pPr>
+            <w:r>
+              <w:rPr>
+                <w:rFonts w:ascii="Consolas" w:eastAsia="Times New Roman" w:hAnsi="Consolas" w:cs="Times New Roman"/>
+                <w:color w:val="FFFFFF"/>
+                <w:sz w:val="21"/>
+                <w:szCs w:val="21"/>
+                <w:lang w:val="en-IN" w:eastAsia="en-IN" w:bidi="gu-IN"/>
+              </w:rPr>
+              <w:t xml:space="preserve">        </w:t>
+            </w:r>
+            <w:r>
+              <w:rPr>
+                <w:rFonts w:ascii="Consolas" w:eastAsia="Times New Roman" w:hAnsi="Consolas" w:cs="Times New Roman"/>
+                <w:color w:val="FF006A"/>
+                <w:sz w:val="21"/>
+                <w:szCs w:val="21"/>
+                <w:lang w:val="en-IN" w:eastAsia="en-IN" w:bidi="gu-IN"/>
+              </w:rPr>
+              <w:t>else</w:t>
+            </w:r>
+          </w:p>
+          <w:p>
+            <w:pPr>
+              <w:shd w:val="clear" w:color="auto" w:fill="00002C"/>
+              <w:suppressAutoHyphens w:val="0"/>
+              <w:spacing w:line="285" w:lineRule="atLeast"/>
+              <w:rPr>
+                <w:rFonts w:ascii="Consolas" w:eastAsia="Times New Roman" w:hAnsi="Consolas" w:cs="Times New Roman"/>
+                <w:color w:val="FFFFFF"/>
+                <w:sz w:val="21"/>
+                <w:szCs w:val="21"/>
+                <w:lang w:val="en-IN" w:eastAsia="en-IN" w:bidi="gu-IN"/>
+              </w:rPr>
+            </w:pPr>
+            <w:r>
+              <w:rPr>
+                <w:rFonts w:ascii="Consolas" w:eastAsia="Times New Roman" w:hAnsi="Consolas" w:cs="Times New Roman"/>
+                <w:color w:val="FFFFFF"/>
+                <w:sz w:val="21"/>
+                <w:szCs w:val="21"/>
+                <w:lang w:val="en-IN" w:eastAsia="en-IN" w:bidi="gu-IN"/>
+              </w:rPr>
+              <w:t xml:space="preserve">            </w:t>
+            </w:r>
+            <w:r>
+              <w:rPr>
+                <w:rFonts w:ascii="Consolas" w:eastAsia="Times New Roman" w:hAnsi="Consolas" w:cs="Times New Roman"/>
+                <w:color w:val="EEFFFF"/>
+                <w:sz w:val="21"/>
+                <w:szCs w:val="21"/>
+                <w:lang w:val="en-IN" w:eastAsia="en-IN" w:bidi="gu-IN"/>
+              </w:rPr>
+              <w:t>encrypted</w:t>
+            </w:r>
+            <w:r>
+              <w:rPr>
+                <w:rFonts w:ascii="Consolas" w:eastAsia="Times New Roman" w:hAnsi="Consolas" w:cs="Times New Roman"/>
+                <w:color w:val="FFFFFF"/>
+                <w:sz w:val="21"/>
+                <w:szCs w:val="21"/>
+                <w:lang w:val="en-IN" w:eastAsia="en-IN" w:bidi="gu-IN"/>
+              </w:rPr>
+              <w:t xml:space="preserve">[i] </w:t>
+            </w:r>
+            <w:r>
+              <w:rPr>
+                <w:rFonts w:ascii="Consolas" w:eastAsia="Times New Roman" w:hAnsi="Consolas" w:cs="Times New Roman"/>
+                <w:color w:val="FF0062"/>
+                <w:sz w:val="21"/>
+                <w:szCs w:val="21"/>
+                <w:lang w:val="en-IN" w:eastAsia="en-IN" w:bidi="gu-IN"/>
+              </w:rPr>
+              <w:t>=</w:t>
+            </w:r>
+            <w:r>
+              <w:rPr>
+                <w:rFonts w:ascii="Consolas" w:eastAsia="Times New Roman" w:hAnsi="Consolas" w:cs="Times New Roman"/>
+                <w:color w:val="FFFFFF"/>
+                <w:sz w:val="21"/>
+                <w:szCs w:val="21"/>
+                <w:lang w:val="en-IN" w:eastAsia="en-IN" w:bidi="gu-IN"/>
+              </w:rPr>
+              <w:t xml:space="preserve"> ch;  </w:t>
+            </w:r>
+          </w:p>
+          <w:p>
+            <w:pPr>
+              <w:shd w:val="clear" w:color="auto" w:fill="00002C"/>
+              <w:suppressAutoHyphens w:val="0"/>
+              <w:spacing w:line="285" w:lineRule="atLeast"/>
+              <w:rPr>
+                <w:rFonts w:ascii="Consolas" w:eastAsia="Times New Roman" w:hAnsi="Consolas" w:cs="Times New Roman"/>
+                <w:color w:val="FFFFFF"/>
+                <w:sz w:val="21"/>
+                <w:szCs w:val="21"/>
+                <w:lang w:val="en-IN" w:eastAsia="en-IN" w:bidi="gu-IN"/>
+              </w:rPr>
+            </w:pPr>
+          </w:p>
+          <w:p>
+            <w:pPr>
+              <w:shd w:val="clear" w:color="auto" w:fill="00002C"/>
+              <w:suppressAutoHyphens w:val="0"/>
+              <w:spacing w:line="285" w:lineRule="atLeast"/>
+              <w:rPr>
+                <w:rFonts w:ascii="Consolas" w:eastAsia="Times New Roman" w:hAnsi="Consolas" w:cs="Times New Roman"/>
+                <w:color w:val="FFFFFF"/>
+                <w:sz w:val="21"/>
+                <w:szCs w:val="21"/>
+                <w:lang w:val="en-IN" w:eastAsia="en-IN" w:bidi="gu-IN"/>
+              </w:rPr>
+            </w:pPr>
+            <w:r>
+              <w:rPr>
+                <w:rFonts w:ascii="Consolas" w:eastAsia="Times New Roman" w:hAnsi="Consolas" w:cs="Times New Roman"/>
+                <w:color w:val="FFFFFF"/>
+                <w:sz w:val="21"/>
+                <w:szCs w:val="21"/>
+                <w:lang w:val="en-IN" w:eastAsia="en-IN" w:bidi="gu-IN"/>
+              </w:rPr>
+              <w:t>    }</w:t>
+            </w:r>
+          </w:p>
+          <w:p>
+            <w:pPr>
+              <w:shd w:val="clear" w:color="auto" w:fill="00002C"/>
+              <w:suppressAutoHyphens w:val="0"/>
+              <w:spacing w:line="285" w:lineRule="atLeast"/>
+              <w:rPr>
+                <w:rFonts w:ascii="Consolas" w:eastAsia="Times New Roman" w:hAnsi="Consolas" w:cs="Times New Roman"/>
+                <w:color w:val="FFFFFF"/>
+                <w:sz w:val="21"/>
+                <w:szCs w:val="21"/>
+                <w:lang w:val="en-IN" w:eastAsia="en-IN" w:bidi="gu-IN"/>
+              </w:rPr>
+            </w:pPr>
+            <w:r>
+              <w:rPr>
+                <w:rFonts w:ascii="Consolas" w:eastAsia="Times New Roman" w:hAnsi="Consolas" w:cs="Times New Roman"/>
+                <w:color w:val="FFFFFF"/>
+                <w:sz w:val="21"/>
+                <w:szCs w:val="21"/>
+                <w:lang w:val="en-IN" w:eastAsia="en-IN" w:bidi="gu-IN"/>
+              </w:rPr>
+              <w:t xml:space="preserve">    </w:t>
+            </w:r>
+            <w:r>
+              <w:rPr>
+                <w:rFonts w:ascii="Consolas" w:eastAsia="Times New Roman" w:hAnsi="Consolas" w:cs="Times New Roman"/>
+                <w:color w:val="EEFFFF"/>
+                <w:sz w:val="21"/>
+                <w:szCs w:val="21"/>
+                <w:lang w:val="en-IN" w:eastAsia="en-IN" w:bidi="gu-IN"/>
+              </w:rPr>
+              <w:t>encrypted</w:t>
+            </w:r>
+            <w:r>
+              <w:rPr>
+                <w:rFonts w:ascii="Consolas" w:eastAsia="Times New Roman" w:hAnsi="Consolas" w:cs="Times New Roman"/>
+                <w:color w:val="FFFFFF"/>
+                <w:sz w:val="21"/>
+                <w:szCs w:val="21"/>
+                <w:lang w:val="en-IN" w:eastAsia="en-IN" w:bidi="gu-IN"/>
+              </w:rPr>
+              <w:t xml:space="preserve">[i] </w:t>
+            </w:r>
+            <w:r>
+              <w:rPr>
+                <w:rFonts w:ascii="Consolas" w:eastAsia="Times New Roman" w:hAnsi="Consolas" w:cs="Times New Roman"/>
+                <w:color w:val="FF0062"/>
+                <w:sz w:val="21"/>
+                <w:szCs w:val="21"/>
+                <w:lang w:val="en-IN" w:eastAsia="en-IN" w:bidi="gu-IN"/>
+              </w:rPr>
+              <w:t>=</w:t>
+            </w:r>
+            <w:r>
+              <w:rPr>
+                <w:rFonts w:ascii="Consolas" w:eastAsia="Times New Roman" w:hAnsi="Consolas" w:cs="Times New Roman"/>
+                <w:color w:val="FFFFFF"/>
+                <w:sz w:val="21"/>
+                <w:szCs w:val="21"/>
+                <w:lang w:val="en-IN" w:eastAsia="en-IN" w:bidi="gu-IN"/>
+              </w:rPr>
+              <w:t xml:space="preserve"> '</w:t>
+            </w:r>
+            <w:r>
+              <w:rPr>
+                <w:rFonts w:ascii="Consolas" w:eastAsia="Times New Roman" w:hAnsi="Consolas" w:cs="Times New Roman"/>
+                <w:color w:val="89DDFF"/>
+                <w:sz w:val="21"/>
+                <w:szCs w:val="21"/>
+                <w:lang w:val="en-IN" w:eastAsia="en-IN" w:bidi="gu-IN"/>
+              </w:rPr>
+              <w:t>\0</w:t>
+            </w:r>
+            <w:r>
+              <w:rPr>
+                <w:rFonts w:ascii="Consolas" w:eastAsia="Times New Roman" w:hAnsi="Consolas" w:cs="Times New Roman"/>
+                <w:color w:val="FFFFFF"/>
+                <w:sz w:val="21"/>
+                <w:szCs w:val="21"/>
+                <w:lang w:val="en-IN" w:eastAsia="en-IN" w:bidi="gu-IN"/>
+              </w:rPr>
+              <w:t>';</w:t>
+            </w:r>
+          </w:p>
+          <w:p>
+            <w:pPr>
+              <w:shd w:val="clear" w:color="auto" w:fill="00002C"/>
+              <w:suppressAutoHyphens w:val="0"/>
+              <w:spacing w:line="285" w:lineRule="atLeast"/>
+              <w:rPr>
+                <w:rFonts w:ascii="Consolas" w:eastAsia="Times New Roman" w:hAnsi="Consolas" w:cs="Times New Roman"/>
+                <w:color w:val="FFFFFF"/>
+                <w:sz w:val="21"/>
+                <w:szCs w:val="21"/>
+                <w:lang w:val="en-IN" w:eastAsia="en-IN" w:bidi="gu-IN"/>
+              </w:rPr>
+            </w:pPr>
+          </w:p>
+          <w:p>
+            <w:pPr>
+              <w:shd w:val="clear" w:color="auto" w:fill="00002C"/>
+              <w:suppressAutoHyphens w:val="0"/>
+              <w:spacing w:line="285" w:lineRule="atLeast"/>
+              <w:rPr>
+                <w:rFonts w:ascii="Consolas" w:eastAsia="Times New Roman" w:hAnsi="Consolas" w:cs="Times New Roman"/>
+                <w:color w:val="FFFFFF"/>
+                <w:sz w:val="21"/>
+                <w:szCs w:val="21"/>
+                <w:lang w:val="en-IN" w:eastAsia="en-IN" w:bidi="gu-IN"/>
+              </w:rPr>
+            </w:pPr>
+            <w:r>
+              <w:rPr>
+                <w:rFonts w:ascii="Consolas" w:eastAsia="Times New Roman" w:hAnsi="Consolas" w:cs="Times New Roman"/>
+                <w:color w:val="FFFFFF"/>
+                <w:sz w:val="21"/>
+                <w:szCs w:val="21"/>
+                <w:lang w:val="en-IN" w:eastAsia="en-IN" w:bidi="gu-IN"/>
+              </w:rPr>
+              <w:t xml:space="preserve">    </w:t>
+            </w:r>
+            <w:r>
+              <w:rPr>
+                <w:rFonts w:ascii="Consolas" w:eastAsia="Times New Roman" w:hAnsi="Consolas" w:cs="Times New Roman"/>
+                <w:color w:val="00FFFF"/>
+                <w:sz w:val="21"/>
+                <w:szCs w:val="21"/>
+                <w:lang w:val="en-IN" w:eastAsia="en-IN" w:bidi="gu-IN"/>
+              </w:rPr>
+              <w:t>printf</w:t>
+            </w:r>
+            <w:r>
+              <w:rPr>
+                <w:rFonts w:ascii="Consolas" w:eastAsia="Times New Roman" w:hAnsi="Consolas" w:cs="Times New Roman"/>
+                <w:color w:val="FFFFFF"/>
+                <w:sz w:val="21"/>
+                <w:szCs w:val="21"/>
+                <w:lang w:val="en-IN" w:eastAsia="en-IN" w:bidi="gu-IN"/>
+              </w:rPr>
+              <w:t>("</w:t>
+            </w:r>
+            <w:r>
+              <w:rPr>
+                <w:rFonts w:ascii="Consolas" w:eastAsia="Times New Roman" w:hAnsi="Consolas" w:cs="Times New Roman"/>
+                <w:color w:val="89DDFF"/>
+                <w:sz w:val="21"/>
+                <w:szCs w:val="21"/>
+                <w:lang w:val="en-IN" w:eastAsia="en-IN" w:bidi="gu-IN"/>
+              </w:rPr>
+              <w:t>\n</w:t>
+            </w:r>
+            <w:r>
+              <w:rPr>
+                <w:rFonts w:ascii="Consolas" w:eastAsia="Times New Roman" w:hAnsi="Consolas" w:cs="Times New Roman"/>
+                <w:color w:val="EEFF00"/>
+                <w:sz w:val="21"/>
+                <w:szCs w:val="21"/>
+                <w:lang w:val="en-IN" w:eastAsia="en-IN" w:bidi="gu-IN"/>
+              </w:rPr>
+              <w:t xml:space="preserve">Encrypted Text: </w:t>
+            </w:r>
+            <w:r>
+              <w:rPr>
+                <w:rFonts w:ascii="Consolas" w:eastAsia="Times New Roman" w:hAnsi="Consolas" w:cs="Times New Roman"/>
+                <w:color w:val="FA71FF"/>
+                <w:sz w:val="21"/>
+                <w:szCs w:val="21"/>
+                <w:lang w:val="en-IN" w:eastAsia="en-IN" w:bidi="gu-IN"/>
+              </w:rPr>
+              <w:t>%s</w:t>
+            </w:r>
+            <w:r>
+              <w:rPr>
+                <w:rFonts w:ascii="Consolas" w:eastAsia="Times New Roman" w:hAnsi="Consolas" w:cs="Times New Roman"/>
+                <w:color w:val="FFFFFF"/>
+                <w:sz w:val="21"/>
+                <w:szCs w:val="21"/>
+                <w:lang w:val="en-IN" w:eastAsia="en-IN" w:bidi="gu-IN"/>
+              </w:rPr>
+              <w:t>",</w:t>
+            </w:r>
+            <w:r>
+              <w:rPr>
+                <w:rFonts w:ascii="Consolas" w:eastAsia="Times New Roman" w:hAnsi="Consolas" w:cs="Times New Roman"/>
+                <w:color w:val="20DD20"/>
+                <w:sz w:val="21"/>
+                <w:szCs w:val="21"/>
+                <w:lang w:val="en-IN" w:eastAsia="en-IN" w:bidi="gu-IN"/>
+              </w:rPr>
+              <w:t xml:space="preserve"> encrypted</w:t>
+            </w:r>
+            <w:r>
+              <w:rPr>
+                <w:rFonts w:ascii="Consolas" w:eastAsia="Times New Roman" w:hAnsi="Consolas" w:cs="Times New Roman"/>
+                <w:color w:val="FFFFFF"/>
+                <w:sz w:val="21"/>
+                <w:szCs w:val="21"/>
+                <w:lang w:val="en-IN" w:eastAsia="en-IN" w:bidi="gu-IN"/>
+              </w:rPr>
+              <w:t>);</w:t>
+            </w:r>
+          </w:p>
+          <w:p>
+            <w:pPr>
+              <w:shd w:val="clear" w:color="auto" w:fill="00002C"/>
+              <w:suppressAutoHyphens w:val="0"/>
+              <w:spacing w:line="285" w:lineRule="atLeast"/>
+              <w:rPr>
+                <w:rFonts w:ascii="Consolas" w:eastAsia="Times New Roman" w:hAnsi="Consolas" w:cs="Times New Roman"/>
+                <w:color w:val="FFFFFF"/>
+                <w:sz w:val="21"/>
+                <w:szCs w:val="21"/>
+                <w:lang w:val="en-IN" w:eastAsia="en-IN" w:bidi="gu-IN"/>
+              </w:rPr>
+            </w:pPr>
+          </w:p>
+          <w:p>
+            <w:pPr>
+              <w:shd w:val="clear" w:color="auto" w:fill="00002C"/>
+              <w:suppressAutoHyphens w:val="0"/>
+              <w:spacing w:line="285" w:lineRule="atLeast"/>
+              <w:rPr>
+                <w:rFonts w:ascii="Consolas" w:eastAsia="Times New Roman" w:hAnsi="Consolas" w:cs="Times New Roman"/>
+                <w:color w:val="FFFFFF"/>
+                <w:sz w:val="21"/>
+                <w:szCs w:val="21"/>
+                <w:lang w:val="en-IN" w:eastAsia="en-IN" w:bidi="gu-IN"/>
+              </w:rPr>
+            </w:pPr>
+            <w:r>
+              <w:rPr>
+                <w:rFonts w:ascii="Consolas" w:eastAsia="Times New Roman" w:hAnsi="Consolas" w:cs="Times New Roman"/>
+                <w:color w:val="FFFFFF"/>
+                <w:sz w:val="21"/>
+                <w:szCs w:val="21"/>
+                <w:lang w:val="en-IN" w:eastAsia="en-IN" w:bidi="gu-IN"/>
+              </w:rPr>
+              <w:t xml:space="preserve">    </w:t>
+            </w:r>
+            <w:r>
+              <w:rPr>
+                <w:rFonts w:ascii="Consolas" w:eastAsia="Times New Roman" w:hAnsi="Consolas" w:cs="Times New Roman"/>
+                <w:color w:val="FF006A"/>
+                <w:sz w:val="21"/>
+                <w:szCs w:val="21"/>
+                <w:lang w:val="en-IN" w:eastAsia="en-IN" w:bidi="gu-IN"/>
+              </w:rPr>
+              <w:t>for</w:t>
+            </w:r>
+            <w:r>
+              <w:rPr>
+                <w:rFonts w:ascii="Consolas" w:eastAsia="Times New Roman" w:hAnsi="Consolas" w:cs="Times New Roman"/>
+                <w:color w:val="FFFFFF"/>
+                <w:sz w:val="21"/>
+                <w:szCs w:val="21"/>
+                <w:lang w:val="en-IN" w:eastAsia="en-IN" w:bidi="gu-IN"/>
+              </w:rPr>
+              <w:t xml:space="preserve"> (i </w:t>
+            </w:r>
+            <w:r>
+              <w:rPr>
+                <w:rFonts w:ascii="Consolas" w:eastAsia="Times New Roman" w:hAnsi="Consolas" w:cs="Times New Roman"/>
+                <w:color w:val="FF0062"/>
+                <w:sz w:val="21"/>
+                <w:szCs w:val="21"/>
+                <w:lang w:val="en-IN" w:eastAsia="en-IN" w:bidi="gu-IN"/>
+              </w:rPr>
+              <w:t>=</w:t>
+            </w:r>
+            <w:r>
+              <w:rPr>
+                <w:rFonts w:ascii="Consolas" w:eastAsia="Times New Roman" w:hAnsi="Consolas" w:cs="Times New Roman"/>
+                <w:color w:val="FFFFFF"/>
+                <w:sz w:val="21"/>
+                <w:szCs w:val="21"/>
+                <w:lang w:val="en-IN" w:eastAsia="en-IN" w:bidi="gu-IN"/>
+              </w:rPr>
+              <w:t xml:space="preserve"> </w:t>
+            </w:r>
+            <w:r>
+              <w:rPr>
+                <w:rFonts w:ascii="Consolas" w:eastAsia="Times New Roman" w:hAnsi="Consolas" w:cs="Times New Roman"/>
+                <w:color w:val="FF7E34"/>
+                <w:sz w:val="21"/>
+                <w:szCs w:val="21"/>
+                <w:lang w:val="en-IN" w:eastAsia="en-IN" w:bidi="gu-IN"/>
+              </w:rPr>
+              <w:t>0</w:t>
+            </w:r>
+            <w:r>
+              <w:rPr>
+                <w:rFonts w:ascii="Consolas" w:eastAsia="Times New Roman" w:hAnsi="Consolas" w:cs="Times New Roman"/>
+                <w:color w:val="FFFFFF"/>
+                <w:sz w:val="21"/>
+                <w:szCs w:val="21"/>
+                <w:lang w:val="en-IN" w:eastAsia="en-IN" w:bidi="gu-IN"/>
+              </w:rPr>
+              <w:t xml:space="preserve">; </w:t>
+            </w:r>
+            <w:r>
+              <w:rPr>
+                <w:rFonts w:ascii="Consolas" w:eastAsia="Times New Roman" w:hAnsi="Consolas" w:cs="Times New Roman"/>
+                <w:color w:val="EEFFFF"/>
+                <w:sz w:val="21"/>
+                <w:szCs w:val="21"/>
+                <w:lang w:val="en-IN" w:eastAsia="en-IN" w:bidi="gu-IN"/>
+              </w:rPr>
+              <w:t>encrypted</w:t>
+            </w:r>
+            <w:r>
+              <w:rPr>
+                <w:rFonts w:ascii="Consolas" w:eastAsia="Times New Roman" w:hAnsi="Consolas" w:cs="Times New Roman"/>
+                <w:color w:val="FFFFFF"/>
+                <w:sz w:val="21"/>
+                <w:szCs w:val="21"/>
+                <w:lang w:val="en-IN" w:eastAsia="en-IN" w:bidi="gu-IN"/>
+              </w:rPr>
+              <w:t xml:space="preserve">[i] </w:t>
+            </w:r>
+            <w:r>
+              <w:rPr>
+                <w:rFonts w:ascii="Consolas" w:eastAsia="Times New Roman" w:hAnsi="Consolas" w:cs="Times New Roman"/>
+                <w:color w:val="FF0062"/>
+                <w:sz w:val="21"/>
+                <w:szCs w:val="21"/>
+                <w:lang w:val="en-IN" w:eastAsia="en-IN" w:bidi="gu-IN"/>
+              </w:rPr>
+              <w:t>!=</w:t>
+            </w:r>
+            <w:r>
+              <w:rPr>
+                <w:rFonts w:ascii="Consolas" w:eastAsia="Times New Roman" w:hAnsi="Consolas" w:cs="Times New Roman"/>
+                <w:color w:val="FFFFFF"/>
+                <w:sz w:val="21"/>
+                <w:szCs w:val="21"/>
+                <w:lang w:val="en-IN" w:eastAsia="en-IN" w:bidi="gu-IN"/>
+              </w:rPr>
+              <w:t xml:space="preserve"> '</w:t>
+            </w:r>
+            <w:r>
+              <w:rPr>
+                <w:rFonts w:ascii="Consolas" w:eastAsia="Times New Roman" w:hAnsi="Consolas" w:cs="Times New Roman"/>
+                <w:color w:val="89DDFF"/>
+                <w:sz w:val="21"/>
+                <w:szCs w:val="21"/>
+                <w:lang w:val="en-IN" w:eastAsia="en-IN" w:bidi="gu-IN"/>
+              </w:rPr>
+              <w:t>\0</w:t>
+            </w:r>
+            <w:r>
+              <w:rPr>
+                <w:rFonts w:ascii="Consolas" w:eastAsia="Times New Roman" w:hAnsi="Consolas" w:cs="Times New Roman"/>
+                <w:color w:val="FFFFFF"/>
+                <w:sz w:val="21"/>
+                <w:szCs w:val="21"/>
+                <w:lang w:val="en-IN" w:eastAsia="en-IN" w:bidi="gu-IN"/>
+              </w:rPr>
+              <w:t>'; i</w:t>
+            </w:r>
+            <w:r>
+              <w:rPr>
+                <w:rFonts w:ascii="Consolas" w:eastAsia="Times New Roman" w:hAnsi="Consolas" w:cs="Times New Roman"/>
+                <w:color w:val="FF0062"/>
+                <w:sz w:val="21"/>
+                <w:szCs w:val="21"/>
+                <w:lang w:val="en-IN" w:eastAsia="en-IN" w:bidi="gu-IN"/>
+              </w:rPr>
+              <w:t>++</w:t>
+            </w:r>
+            <w:r>
+              <w:rPr>
+                <w:rFonts w:ascii="Consolas" w:eastAsia="Times New Roman" w:hAnsi="Consolas" w:cs="Times New Roman"/>
+                <w:color w:val="FFFFFF"/>
+                <w:sz w:val="21"/>
+                <w:szCs w:val="21"/>
+                <w:lang w:val="en-IN" w:eastAsia="en-IN" w:bidi="gu-IN"/>
+              </w:rPr>
+              <w:t>) {</w:t>
+            </w:r>
+          </w:p>
+          <w:p>
+            <w:pPr>
+              <w:shd w:val="clear" w:color="auto" w:fill="00002C"/>
+              <w:suppressAutoHyphens w:val="0"/>
+              <w:spacing w:line="285" w:lineRule="atLeast"/>
+              <w:rPr>
+                <w:rFonts w:ascii="Consolas" w:eastAsia="Times New Roman" w:hAnsi="Consolas" w:cs="Times New Roman"/>
+                <w:color w:val="FFFFFF"/>
+                <w:sz w:val="21"/>
+                <w:szCs w:val="21"/>
+                <w:lang w:val="en-IN" w:eastAsia="en-IN" w:bidi="gu-IN"/>
+              </w:rPr>
+            </w:pPr>
+            <w:r>
+              <w:rPr>
+                <w:rFonts w:ascii="Consolas" w:eastAsia="Times New Roman" w:hAnsi="Consolas" w:cs="Times New Roman"/>
+                <w:color w:val="FFFFFF"/>
+                <w:sz w:val="21"/>
+                <w:szCs w:val="21"/>
+                <w:lang w:val="en-IN" w:eastAsia="en-IN" w:bidi="gu-IN"/>
+              </w:rPr>
+              <w:t xml:space="preserve">        </w:t>
+            </w:r>
+            <w:r>
+              <w:rPr>
+                <w:rFonts w:ascii="Consolas" w:eastAsia="Times New Roman" w:hAnsi="Consolas" w:cs="Times New Roman"/>
+                <w:color w:val="FF0062"/>
+                <w:sz w:val="21"/>
+                <w:szCs w:val="21"/>
+                <w:lang w:val="en-IN" w:eastAsia="en-IN" w:bidi="gu-IN"/>
+              </w:rPr>
+              <w:t>char</w:t>
+            </w:r>
+            <w:r>
+              <w:rPr>
+                <w:rFonts w:ascii="Consolas" w:eastAsia="Times New Roman" w:hAnsi="Consolas" w:cs="Times New Roman"/>
+                <w:color w:val="FFFFFF"/>
+                <w:sz w:val="21"/>
+                <w:szCs w:val="21"/>
+                <w:lang w:val="en-IN" w:eastAsia="en-IN" w:bidi="gu-IN"/>
+              </w:rPr>
+              <w:t xml:space="preserve"> ch </w:t>
+            </w:r>
+            <w:r>
+              <w:rPr>
+                <w:rFonts w:ascii="Consolas" w:eastAsia="Times New Roman" w:hAnsi="Consolas" w:cs="Times New Roman"/>
+                <w:color w:val="FF0062"/>
+                <w:sz w:val="21"/>
+                <w:szCs w:val="21"/>
+                <w:lang w:val="en-IN" w:eastAsia="en-IN" w:bidi="gu-IN"/>
+              </w:rPr>
+              <w:t>=</w:t>
+            </w:r>
+            <w:r>
+              <w:rPr>
+                <w:rFonts w:ascii="Consolas" w:eastAsia="Times New Roman" w:hAnsi="Consolas" w:cs="Times New Roman"/>
+                <w:color w:val="FFFFFF"/>
+                <w:sz w:val="21"/>
+                <w:szCs w:val="21"/>
+                <w:lang w:val="en-IN" w:eastAsia="en-IN" w:bidi="gu-IN"/>
+              </w:rPr>
+              <w:t xml:space="preserve"> </w:t>
+            </w:r>
+            <w:r>
+              <w:rPr>
+                <w:rFonts w:ascii="Consolas" w:eastAsia="Times New Roman" w:hAnsi="Consolas" w:cs="Times New Roman"/>
+                <w:color w:val="EEFFFF"/>
+                <w:sz w:val="21"/>
+                <w:szCs w:val="21"/>
+                <w:lang w:val="en-IN" w:eastAsia="en-IN" w:bidi="gu-IN"/>
+              </w:rPr>
+              <w:t>encrypted</w:t>
+            </w:r>
+            <w:r>
+              <w:rPr>
+                <w:rFonts w:ascii="Consolas" w:eastAsia="Times New Roman" w:hAnsi="Consolas" w:cs="Times New Roman"/>
+                <w:color w:val="FFFFFF"/>
+                <w:sz w:val="21"/>
+                <w:szCs w:val="21"/>
+                <w:lang w:val="en-IN" w:eastAsia="en-IN" w:bidi="gu-IN"/>
+              </w:rPr>
+              <w:t>[i];</w:t>
+            </w:r>
+          </w:p>
+          <w:p>
+            <w:pPr>
+              <w:shd w:val="clear" w:color="auto" w:fill="00002C"/>
+              <w:suppressAutoHyphens w:val="0"/>
+              <w:spacing w:line="285" w:lineRule="atLeast"/>
+              <w:rPr>
+                <w:rFonts w:ascii="Consolas" w:eastAsia="Times New Roman" w:hAnsi="Consolas" w:cs="Times New Roman"/>
+                <w:color w:val="FFFFFF"/>
+                <w:sz w:val="21"/>
+                <w:szCs w:val="21"/>
+                <w:lang w:val="en-IN" w:eastAsia="en-IN" w:bidi="gu-IN"/>
+              </w:rPr>
+            </w:pPr>
+          </w:p>
+          <w:p>
+            <w:pPr>
+              <w:shd w:val="clear" w:color="auto" w:fill="00002C"/>
+              <w:suppressAutoHyphens w:val="0"/>
+              <w:spacing w:line="285" w:lineRule="atLeast"/>
+              <w:rPr>
+                <w:rFonts w:ascii="Consolas" w:eastAsia="Times New Roman" w:hAnsi="Consolas" w:cs="Times New Roman"/>
+                <w:color w:val="FFFFFF"/>
+                <w:sz w:val="21"/>
+                <w:szCs w:val="21"/>
+                <w:lang w:val="en-IN" w:eastAsia="en-IN" w:bidi="gu-IN"/>
+              </w:rPr>
+            </w:pPr>
+            <w:r>
+              <w:rPr>
+                <w:rFonts w:ascii="Consolas" w:eastAsia="Times New Roman" w:hAnsi="Consolas" w:cs="Times New Roman"/>
+                <w:color w:val="FFFFFF"/>
+                <w:sz w:val="21"/>
+                <w:szCs w:val="21"/>
+                <w:lang w:val="en-IN" w:eastAsia="en-IN" w:bidi="gu-IN"/>
+              </w:rPr>
+              <w:t xml:space="preserve">        </w:t>
+            </w:r>
+            <w:r>
+              <w:rPr>
+                <w:rFonts w:ascii="Consolas" w:eastAsia="Times New Roman" w:hAnsi="Consolas" w:cs="Times New Roman"/>
+                <w:color w:val="FF006A"/>
+                <w:sz w:val="21"/>
+                <w:szCs w:val="21"/>
+                <w:lang w:val="en-IN" w:eastAsia="en-IN" w:bidi="gu-IN"/>
+              </w:rPr>
+              <w:t>if</w:t>
+            </w:r>
+            <w:r>
+              <w:rPr>
+                <w:rFonts w:ascii="Consolas" w:eastAsia="Times New Roman" w:hAnsi="Consolas" w:cs="Times New Roman"/>
+                <w:color w:val="FFFFFF"/>
+                <w:sz w:val="21"/>
+                <w:szCs w:val="21"/>
+                <w:lang w:val="en-IN" w:eastAsia="en-IN" w:bidi="gu-IN"/>
+              </w:rPr>
+              <w:t xml:space="preserve"> (ch </w:t>
+            </w:r>
+            <w:r>
+              <w:rPr>
+                <w:rFonts w:ascii="Consolas" w:eastAsia="Times New Roman" w:hAnsi="Consolas" w:cs="Times New Roman"/>
+                <w:color w:val="FF0062"/>
+                <w:sz w:val="21"/>
+                <w:szCs w:val="21"/>
+                <w:lang w:val="en-IN" w:eastAsia="en-IN" w:bidi="gu-IN"/>
+              </w:rPr>
+              <w:t>&gt;=</w:t>
+            </w:r>
+            <w:r>
+              <w:rPr>
+                <w:rFonts w:ascii="Consolas" w:eastAsia="Times New Roman" w:hAnsi="Consolas" w:cs="Times New Roman"/>
+                <w:color w:val="FFFFFF"/>
+                <w:sz w:val="21"/>
+                <w:szCs w:val="21"/>
+                <w:lang w:val="en-IN" w:eastAsia="en-IN" w:bidi="gu-IN"/>
+              </w:rPr>
+              <w:t xml:space="preserve"> '</w:t>
+            </w:r>
+            <w:r>
+              <w:rPr>
+                <w:rFonts w:ascii="Consolas" w:eastAsia="Times New Roman" w:hAnsi="Consolas" w:cs="Times New Roman"/>
+                <w:color w:val="EEFF00"/>
+                <w:sz w:val="21"/>
+                <w:szCs w:val="21"/>
+                <w:lang w:val="en-IN" w:eastAsia="en-IN" w:bidi="gu-IN"/>
+              </w:rPr>
+              <w:t>A</w:t>
+            </w:r>
+            <w:r>
+              <w:rPr>
+                <w:rFonts w:ascii="Consolas" w:eastAsia="Times New Roman" w:hAnsi="Consolas" w:cs="Times New Roman"/>
+                <w:color w:val="FFFFFF"/>
+                <w:sz w:val="21"/>
+                <w:szCs w:val="21"/>
+                <w:lang w:val="en-IN" w:eastAsia="en-IN" w:bidi="gu-IN"/>
+              </w:rPr>
+              <w:t xml:space="preserve">' </w:t>
+            </w:r>
+            <w:r>
+              <w:rPr>
+                <w:rFonts w:ascii="Consolas" w:eastAsia="Times New Roman" w:hAnsi="Consolas" w:cs="Times New Roman"/>
+                <w:color w:val="FF0062"/>
+                <w:sz w:val="21"/>
+                <w:szCs w:val="21"/>
+                <w:lang w:val="en-IN" w:eastAsia="en-IN" w:bidi="gu-IN"/>
+              </w:rPr>
+              <w:t>&amp;&amp;</w:t>
+            </w:r>
+            <w:r>
+              <w:rPr>
+                <w:rFonts w:ascii="Consolas" w:eastAsia="Times New Roman" w:hAnsi="Consolas" w:cs="Times New Roman"/>
+                <w:color w:val="FFFFFF"/>
+                <w:sz w:val="21"/>
+                <w:szCs w:val="21"/>
+                <w:lang w:val="en-IN" w:eastAsia="en-IN" w:bidi="gu-IN"/>
+              </w:rPr>
+              <w:t xml:space="preserve"> ch </w:t>
+            </w:r>
+            <w:r>
+              <w:rPr>
+                <w:rFonts w:ascii="Consolas" w:eastAsia="Times New Roman" w:hAnsi="Consolas" w:cs="Times New Roman"/>
+                <w:color w:val="FF0062"/>
+                <w:sz w:val="21"/>
+                <w:szCs w:val="21"/>
+                <w:lang w:val="en-IN" w:eastAsia="en-IN" w:bidi="gu-IN"/>
+              </w:rPr>
+              <w:t>&lt;=</w:t>
+            </w:r>
+            <w:r>
+              <w:rPr>
+                <w:rFonts w:ascii="Consolas" w:eastAsia="Times New Roman" w:hAnsi="Consolas" w:cs="Times New Roman"/>
+                <w:color w:val="FFFFFF"/>
+                <w:sz w:val="21"/>
+                <w:szCs w:val="21"/>
+                <w:lang w:val="en-IN" w:eastAsia="en-IN" w:bidi="gu-IN"/>
+              </w:rPr>
+              <w:t xml:space="preserve"> '</w:t>
+            </w:r>
+            <w:r>
+              <w:rPr>
+                <w:rFonts w:ascii="Consolas" w:eastAsia="Times New Roman" w:hAnsi="Consolas" w:cs="Times New Roman"/>
+                <w:color w:val="EEFF00"/>
+                <w:sz w:val="21"/>
+                <w:szCs w:val="21"/>
+                <w:lang w:val="en-IN" w:eastAsia="en-IN" w:bidi="gu-IN"/>
+              </w:rPr>
+              <w:t>Z</w:t>
+            </w:r>
+            <w:r>
+              <w:rPr>
+                <w:rFonts w:ascii="Consolas" w:eastAsia="Times New Roman" w:hAnsi="Consolas" w:cs="Times New Roman"/>
+                <w:color w:val="FFFFFF"/>
+                <w:sz w:val="21"/>
+                <w:szCs w:val="21"/>
+                <w:lang w:val="en-IN" w:eastAsia="en-IN" w:bidi="gu-IN"/>
+              </w:rPr>
+              <w:t>')</w:t>
+            </w:r>
+          </w:p>
+          <w:p>
+            <w:pPr>
+              <w:shd w:val="clear" w:color="auto" w:fill="00002C"/>
+              <w:suppressAutoHyphens w:val="0"/>
+              <w:spacing w:line="285" w:lineRule="atLeast"/>
+              <w:rPr>
+                <w:rFonts w:ascii="Consolas" w:eastAsia="Times New Roman" w:hAnsi="Consolas" w:cs="Times New Roman"/>
+                <w:color w:val="FFFFFF"/>
+                <w:sz w:val="21"/>
+                <w:szCs w:val="21"/>
+                <w:lang w:val="en-IN" w:eastAsia="en-IN" w:bidi="gu-IN"/>
+              </w:rPr>
+            </w:pPr>
+            <w:r>
+              <w:rPr>
+                <w:rFonts w:ascii="Consolas" w:eastAsia="Times New Roman" w:hAnsi="Consolas" w:cs="Times New Roman"/>
+                <w:color w:val="FFFFFF"/>
+                <w:sz w:val="21"/>
+                <w:szCs w:val="21"/>
+                <w:lang w:val="en-IN" w:eastAsia="en-IN" w:bidi="gu-IN"/>
+              </w:rPr>
+              <w:t xml:space="preserve">            </w:t>
+            </w:r>
+            <w:r>
+              <w:rPr>
+                <w:rFonts w:ascii="Consolas" w:eastAsia="Times New Roman" w:hAnsi="Consolas" w:cs="Times New Roman"/>
+                <w:color w:val="EEFFFF"/>
+                <w:sz w:val="21"/>
+                <w:szCs w:val="21"/>
+                <w:lang w:val="en-IN" w:eastAsia="en-IN" w:bidi="gu-IN"/>
+              </w:rPr>
+              <w:t>decrypted</w:t>
+            </w:r>
+            <w:r>
+              <w:rPr>
+                <w:rFonts w:ascii="Consolas" w:eastAsia="Times New Roman" w:hAnsi="Consolas" w:cs="Times New Roman"/>
+                <w:color w:val="FFFFFF"/>
+                <w:sz w:val="21"/>
+                <w:szCs w:val="21"/>
+                <w:lang w:val="en-IN" w:eastAsia="en-IN" w:bidi="gu-IN"/>
+              </w:rPr>
+              <w:t xml:space="preserve">[i] </w:t>
+            </w:r>
+            <w:r>
+              <w:rPr>
+                <w:rFonts w:ascii="Consolas" w:eastAsia="Times New Roman" w:hAnsi="Consolas" w:cs="Times New Roman"/>
+                <w:color w:val="FF0062"/>
+                <w:sz w:val="21"/>
+                <w:szCs w:val="21"/>
+                <w:lang w:val="en-IN" w:eastAsia="en-IN" w:bidi="gu-IN"/>
+              </w:rPr>
+              <w:t>=</w:t>
+            </w:r>
+            <w:r>
+              <w:rPr>
+                <w:rFonts w:ascii="Consolas" w:eastAsia="Times New Roman" w:hAnsi="Consolas" w:cs="Times New Roman"/>
+                <w:color w:val="FFFFFF"/>
+                <w:sz w:val="21"/>
+                <w:szCs w:val="21"/>
+                <w:lang w:val="en-IN" w:eastAsia="en-IN" w:bidi="gu-IN"/>
+              </w:rPr>
+              <w:t xml:space="preserve"> (ch </w:t>
+            </w:r>
+            <w:r>
+              <w:rPr>
+                <w:rFonts w:ascii="Consolas" w:eastAsia="Times New Roman" w:hAnsi="Consolas" w:cs="Times New Roman"/>
+                <w:color w:val="FF0062"/>
+                <w:sz w:val="21"/>
+                <w:szCs w:val="21"/>
+                <w:lang w:val="en-IN" w:eastAsia="en-IN" w:bidi="gu-IN"/>
+              </w:rPr>
+              <w:t>-</w:t>
+            </w:r>
+            <w:r>
+              <w:rPr>
+                <w:rFonts w:ascii="Consolas" w:eastAsia="Times New Roman" w:hAnsi="Consolas" w:cs="Times New Roman"/>
+                <w:color w:val="FFFFFF"/>
+                <w:sz w:val="21"/>
+                <w:szCs w:val="21"/>
+                <w:lang w:val="en-IN" w:eastAsia="en-IN" w:bidi="gu-IN"/>
+              </w:rPr>
+              <w:t xml:space="preserve"> '</w:t>
+            </w:r>
+            <w:r>
+              <w:rPr>
+                <w:rFonts w:ascii="Consolas" w:eastAsia="Times New Roman" w:hAnsi="Consolas" w:cs="Times New Roman"/>
+                <w:color w:val="EEFF00"/>
+                <w:sz w:val="21"/>
+                <w:szCs w:val="21"/>
+                <w:lang w:val="en-IN" w:eastAsia="en-IN" w:bidi="gu-IN"/>
+              </w:rPr>
+              <w:t>A</w:t>
+            </w:r>
+            <w:r>
+              <w:rPr>
+                <w:rFonts w:ascii="Consolas" w:eastAsia="Times New Roman" w:hAnsi="Consolas" w:cs="Times New Roman"/>
+                <w:color w:val="FFFFFF"/>
+                <w:sz w:val="21"/>
+                <w:szCs w:val="21"/>
+                <w:lang w:val="en-IN" w:eastAsia="en-IN" w:bidi="gu-IN"/>
+              </w:rPr>
+              <w:t xml:space="preserve">' </w:t>
+            </w:r>
+            <w:r>
+              <w:rPr>
+                <w:rFonts w:ascii="Consolas" w:eastAsia="Times New Roman" w:hAnsi="Consolas" w:cs="Times New Roman"/>
+                <w:color w:val="FF0062"/>
+                <w:sz w:val="21"/>
+                <w:szCs w:val="21"/>
+                <w:lang w:val="en-IN" w:eastAsia="en-IN" w:bidi="gu-IN"/>
+              </w:rPr>
+              <w:t>-</w:t>
+            </w:r>
+            <w:r>
+              <w:rPr>
+                <w:rFonts w:ascii="Consolas" w:eastAsia="Times New Roman" w:hAnsi="Consolas" w:cs="Times New Roman"/>
+                <w:color w:val="FFFFFF"/>
+                <w:sz w:val="21"/>
+                <w:szCs w:val="21"/>
+                <w:lang w:val="en-IN" w:eastAsia="en-IN" w:bidi="gu-IN"/>
+              </w:rPr>
+              <w:t xml:space="preserve"> key </w:t>
+            </w:r>
+            <w:r>
+              <w:rPr>
+                <w:rFonts w:ascii="Consolas" w:eastAsia="Times New Roman" w:hAnsi="Consolas" w:cs="Times New Roman"/>
+                <w:color w:val="FF0062"/>
+                <w:sz w:val="21"/>
+                <w:szCs w:val="21"/>
+                <w:lang w:val="en-IN" w:eastAsia="en-IN" w:bidi="gu-IN"/>
+              </w:rPr>
+              <w:t>+</w:t>
+            </w:r>
+            <w:r>
+              <w:rPr>
+                <w:rFonts w:ascii="Consolas" w:eastAsia="Times New Roman" w:hAnsi="Consolas" w:cs="Times New Roman"/>
+                <w:color w:val="FFFFFF"/>
+                <w:sz w:val="21"/>
+                <w:szCs w:val="21"/>
+                <w:lang w:val="en-IN" w:eastAsia="en-IN" w:bidi="gu-IN"/>
+              </w:rPr>
+              <w:t xml:space="preserve"> </w:t>
+            </w:r>
+            <w:r>
+              <w:rPr>
+                <w:rFonts w:ascii="Consolas" w:eastAsia="Times New Roman" w:hAnsi="Consolas" w:cs="Times New Roman"/>
+                <w:color w:val="FF7E34"/>
+                <w:sz w:val="21"/>
+                <w:szCs w:val="21"/>
+                <w:lang w:val="en-IN" w:eastAsia="en-IN" w:bidi="gu-IN"/>
+              </w:rPr>
+              <w:t>26</w:t>
+            </w:r>
+            <w:r>
+              <w:rPr>
+                <w:rFonts w:ascii="Consolas" w:eastAsia="Times New Roman" w:hAnsi="Consolas" w:cs="Times New Roman"/>
+                <w:color w:val="FFFFFF"/>
+                <w:sz w:val="21"/>
+                <w:szCs w:val="21"/>
+                <w:lang w:val="en-IN" w:eastAsia="en-IN" w:bidi="gu-IN"/>
+              </w:rPr>
+              <w:t xml:space="preserve">) </w:t>
+            </w:r>
+            <w:r>
+              <w:rPr>
+                <w:rFonts w:ascii="Consolas" w:eastAsia="Times New Roman" w:hAnsi="Consolas" w:cs="Times New Roman"/>
+                <w:color w:val="FF0062"/>
+                <w:sz w:val="21"/>
+                <w:szCs w:val="21"/>
+                <w:lang w:val="en-IN" w:eastAsia="en-IN" w:bidi="gu-IN"/>
+              </w:rPr>
+              <w:t>%</w:t>
+            </w:r>
+            <w:r>
+              <w:rPr>
+                <w:rFonts w:ascii="Consolas" w:eastAsia="Times New Roman" w:hAnsi="Consolas" w:cs="Times New Roman"/>
+                <w:color w:val="FFFFFF"/>
+                <w:sz w:val="21"/>
+                <w:szCs w:val="21"/>
+                <w:lang w:val="en-IN" w:eastAsia="en-IN" w:bidi="gu-IN"/>
+              </w:rPr>
+              <w:t xml:space="preserve"> </w:t>
+            </w:r>
+            <w:r>
+              <w:rPr>
+                <w:rFonts w:ascii="Consolas" w:eastAsia="Times New Roman" w:hAnsi="Consolas" w:cs="Times New Roman"/>
+                <w:color w:val="FF7E34"/>
+                <w:sz w:val="21"/>
+                <w:szCs w:val="21"/>
+                <w:lang w:val="en-IN" w:eastAsia="en-IN" w:bidi="gu-IN"/>
+              </w:rPr>
+              <w:t>26</w:t>
+            </w:r>
+            <w:r>
+              <w:rPr>
+                <w:rFonts w:ascii="Consolas" w:eastAsia="Times New Roman" w:hAnsi="Consolas" w:cs="Times New Roman"/>
+                <w:color w:val="FFFFFF"/>
+                <w:sz w:val="21"/>
+                <w:szCs w:val="21"/>
+                <w:lang w:val="en-IN" w:eastAsia="en-IN" w:bidi="gu-IN"/>
+              </w:rPr>
+              <w:t xml:space="preserve"> </w:t>
+            </w:r>
+            <w:r>
+              <w:rPr>
+                <w:rFonts w:ascii="Consolas" w:eastAsia="Times New Roman" w:hAnsi="Consolas" w:cs="Times New Roman"/>
+                <w:color w:val="FF0062"/>
+                <w:sz w:val="21"/>
+                <w:szCs w:val="21"/>
+                <w:lang w:val="en-IN" w:eastAsia="en-IN" w:bidi="gu-IN"/>
+              </w:rPr>
+              <w:t>+</w:t>
+            </w:r>
+            <w:r>
+              <w:rPr>
+                <w:rFonts w:ascii="Consolas" w:eastAsia="Times New Roman" w:hAnsi="Consolas" w:cs="Times New Roman"/>
+                <w:color w:val="FFFFFF"/>
+                <w:sz w:val="21"/>
+                <w:szCs w:val="21"/>
+                <w:lang w:val="en-IN" w:eastAsia="en-IN" w:bidi="gu-IN"/>
+              </w:rPr>
+              <w:t xml:space="preserve"> '</w:t>
+            </w:r>
+            <w:r>
+              <w:rPr>
+                <w:rFonts w:ascii="Consolas" w:eastAsia="Times New Roman" w:hAnsi="Consolas" w:cs="Times New Roman"/>
+                <w:color w:val="EEFF00"/>
+                <w:sz w:val="21"/>
+                <w:szCs w:val="21"/>
+                <w:lang w:val="en-IN" w:eastAsia="en-IN" w:bidi="gu-IN"/>
+              </w:rPr>
+              <w:t>A</w:t>
+            </w:r>
+            <w:r>
+              <w:rPr>
+                <w:rFonts w:ascii="Consolas" w:eastAsia="Times New Roman" w:hAnsi="Consolas" w:cs="Times New Roman"/>
+                <w:color w:val="FFFFFF"/>
+                <w:sz w:val="21"/>
+                <w:szCs w:val="21"/>
+                <w:lang w:val="en-IN" w:eastAsia="en-IN" w:bidi="gu-IN"/>
+              </w:rPr>
+              <w:t>';</w:t>
+            </w:r>
+          </w:p>
+          <w:p>
+            <w:pPr>
+              <w:shd w:val="clear" w:color="auto" w:fill="00002C"/>
+              <w:suppressAutoHyphens w:val="0"/>
+              <w:spacing w:line="285" w:lineRule="atLeast"/>
+              <w:rPr>
+                <w:rFonts w:ascii="Consolas" w:eastAsia="Times New Roman" w:hAnsi="Consolas" w:cs="Times New Roman"/>
+                <w:color w:val="FFFFFF"/>
+                <w:sz w:val="21"/>
+                <w:szCs w:val="21"/>
+                <w:lang w:val="en-IN" w:eastAsia="en-IN" w:bidi="gu-IN"/>
+              </w:rPr>
+            </w:pPr>
+            <w:r>
+              <w:rPr>
+                <w:rFonts w:ascii="Consolas" w:eastAsia="Times New Roman" w:hAnsi="Consolas" w:cs="Times New Roman"/>
+                <w:color w:val="FFFFFF"/>
+                <w:sz w:val="21"/>
+                <w:szCs w:val="21"/>
+                <w:lang w:val="en-IN" w:eastAsia="en-IN" w:bidi="gu-IN"/>
+              </w:rPr>
+              <w:t xml:space="preserve">        </w:t>
+            </w:r>
+            <w:r>
+              <w:rPr>
+                <w:rFonts w:ascii="Consolas" w:eastAsia="Times New Roman" w:hAnsi="Consolas" w:cs="Times New Roman"/>
+                <w:color w:val="FF006A"/>
+                <w:sz w:val="21"/>
+                <w:szCs w:val="21"/>
+                <w:lang w:val="en-IN" w:eastAsia="en-IN" w:bidi="gu-IN"/>
+              </w:rPr>
+              <w:t>else</w:t>
+            </w:r>
+            <w:r>
+              <w:rPr>
+                <w:rFonts w:ascii="Consolas" w:eastAsia="Times New Roman" w:hAnsi="Consolas" w:cs="Times New Roman"/>
+                <w:color w:val="FFFFFF"/>
+                <w:sz w:val="21"/>
+                <w:szCs w:val="21"/>
+                <w:lang w:val="en-IN" w:eastAsia="en-IN" w:bidi="gu-IN"/>
+              </w:rPr>
+              <w:t xml:space="preserve"> </w:t>
+            </w:r>
+            <w:r>
+              <w:rPr>
+                <w:rFonts w:ascii="Consolas" w:eastAsia="Times New Roman" w:hAnsi="Consolas" w:cs="Times New Roman"/>
+                <w:color w:val="FF006A"/>
+                <w:sz w:val="21"/>
+                <w:szCs w:val="21"/>
+                <w:lang w:val="en-IN" w:eastAsia="en-IN" w:bidi="gu-IN"/>
+              </w:rPr>
+              <w:t>if</w:t>
+            </w:r>
+            <w:r>
+              <w:rPr>
+                <w:rFonts w:ascii="Consolas" w:eastAsia="Times New Roman" w:hAnsi="Consolas" w:cs="Times New Roman"/>
+                <w:color w:val="FFFFFF"/>
+                <w:sz w:val="21"/>
+                <w:szCs w:val="21"/>
+                <w:lang w:val="en-IN" w:eastAsia="en-IN" w:bidi="gu-IN"/>
+              </w:rPr>
+              <w:t xml:space="preserve"> (ch </w:t>
+            </w:r>
+            <w:r>
+              <w:rPr>
+                <w:rFonts w:ascii="Consolas" w:eastAsia="Times New Roman" w:hAnsi="Consolas" w:cs="Times New Roman"/>
+                <w:color w:val="FF0062"/>
+                <w:sz w:val="21"/>
+                <w:szCs w:val="21"/>
+                <w:lang w:val="en-IN" w:eastAsia="en-IN" w:bidi="gu-IN"/>
+              </w:rPr>
+              <w:t>&gt;=</w:t>
+            </w:r>
+            <w:r>
+              <w:rPr>
+                <w:rFonts w:ascii="Consolas" w:eastAsia="Times New Roman" w:hAnsi="Consolas" w:cs="Times New Roman"/>
+                <w:color w:val="FFFFFF"/>
+                <w:sz w:val="21"/>
+                <w:szCs w:val="21"/>
+                <w:lang w:val="en-IN" w:eastAsia="en-IN" w:bidi="gu-IN"/>
+              </w:rPr>
+              <w:t xml:space="preserve"> '</w:t>
+            </w:r>
+            <w:r>
+              <w:rPr>
+                <w:rFonts w:ascii="Consolas" w:eastAsia="Times New Roman" w:hAnsi="Consolas" w:cs="Times New Roman"/>
+                <w:color w:val="EEFF00"/>
+                <w:sz w:val="21"/>
+                <w:szCs w:val="21"/>
+                <w:lang w:val="en-IN" w:eastAsia="en-IN" w:bidi="gu-IN"/>
+              </w:rPr>
+              <w:t>a</w:t>
+            </w:r>
+            <w:r>
+              <w:rPr>
+                <w:rFonts w:ascii="Consolas" w:eastAsia="Times New Roman" w:hAnsi="Consolas" w:cs="Times New Roman"/>
+                <w:color w:val="FFFFFF"/>
+                <w:sz w:val="21"/>
+                <w:szCs w:val="21"/>
+                <w:lang w:val="en-IN" w:eastAsia="en-IN" w:bidi="gu-IN"/>
+              </w:rPr>
+              <w:t xml:space="preserve">' </w:t>
+            </w:r>
+            <w:r>
+              <w:rPr>
+                <w:rFonts w:ascii="Consolas" w:eastAsia="Times New Roman" w:hAnsi="Consolas" w:cs="Times New Roman"/>
+                <w:color w:val="FF0062"/>
+                <w:sz w:val="21"/>
+                <w:szCs w:val="21"/>
+                <w:lang w:val="en-IN" w:eastAsia="en-IN" w:bidi="gu-IN"/>
+              </w:rPr>
+              <w:t>&amp;&amp;</w:t>
+            </w:r>
+            <w:r>
+              <w:rPr>
+                <w:rFonts w:ascii="Consolas" w:eastAsia="Times New Roman" w:hAnsi="Consolas" w:cs="Times New Roman"/>
+                <w:color w:val="FFFFFF"/>
+                <w:sz w:val="21"/>
+                <w:szCs w:val="21"/>
+                <w:lang w:val="en-IN" w:eastAsia="en-IN" w:bidi="gu-IN"/>
+              </w:rPr>
+              <w:t xml:space="preserve"> ch </w:t>
+            </w:r>
+            <w:r>
+              <w:rPr>
+                <w:rFonts w:ascii="Consolas" w:eastAsia="Times New Roman" w:hAnsi="Consolas" w:cs="Times New Roman"/>
+                <w:color w:val="FF0062"/>
+                <w:sz w:val="21"/>
+                <w:szCs w:val="21"/>
+                <w:lang w:val="en-IN" w:eastAsia="en-IN" w:bidi="gu-IN"/>
+              </w:rPr>
+              <w:t>&lt;=</w:t>
+            </w:r>
+            <w:r>
+              <w:rPr>
+                <w:rFonts w:ascii="Consolas" w:eastAsia="Times New Roman" w:hAnsi="Consolas" w:cs="Times New Roman"/>
+                <w:color w:val="FFFFFF"/>
+                <w:sz w:val="21"/>
+                <w:szCs w:val="21"/>
+                <w:lang w:val="en-IN" w:eastAsia="en-IN" w:bidi="gu-IN"/>
+              </w:rPr>
+              <w:t xml:space="preserve"> '</w:t>
+            </w:r>
+            <w:r>
+              <w:rPr>
+                <w:rFonts w:ascii="Consolas" w:eastAsia="Times New Roman" w:hAnsi="Consolas" w:cs="Times New Roman"/>
+                <w:color w:val="EEFF00"/>
+                <w:sz w:val="21"/>
+                <w:szCs w:val="21"/>
+                <w:lang w:val="en-IN" w:eastAsia="en-IN" w:bidi="gu-IN"/>
+              </w:rPr>
+              <w:t>z</w:t>
+            </w:r>
+            <w:r>
+              <w:rPr>
+                <w:rFonts w:ascii="Consolas" w:eastAsia="Times New Roman" w:hAnsi="Consolas" w:cs="Times New Roman"/>
+                <w:color w:val="FFFFFF"/>
+                <w:sz w:val="21"/>
+                <w:szCs w:val="21"/>
+                <w:lang w:val="en-IN" w:eastAsia="en-IN" w:bidi="gu-IN"/>
+              </w:rPr>
+              <w:t>')</w:t>
+            </w:r>
+          </w:p>
+          <w:p>
+            <w:pPr>
+              <w:shd w:val="clear" w:color="auto" w:fill="00002C"/>
+              <w:suppressAutoHyphens w:val="0"/>
+              <w:spacing w:line="285" w:lineRule="atLeast"/>
+              <w:rPr>
+                <w:rFonts w:ascii="Consolas" w:eastAsia="Times New Roman" w:hAnsi="Consolas" w:cs="Times New Roman"/>
+                <w:color w:val="FFFFFF"/>
+                <w:sz w:val="21"/>
+                <w:szCs w:val="21"/>
+                <w:lang w:val="en-IN" w:eastAsia="en-IN" w:bidi="gu-IN"/>
+              </w:rPr>
+            </w:pPr>
+            <w:r>
+              <w:rPr>
+                <w:rFonts w:ascii="Consolas" w:eastAsia="Times New Roman" w:hAnsi="Consolas" w:cs="Times New Roman"/>
+                <w:color w:val="FFFFFF"/>
+                <w:sz w:val="21"/>
+                <w:szCs w:val="21"/>
+                <w:lang w:val="en-IN" w:eastAsia="en-IN" w:bidi="gu-IN"/>
+              </w:rPr>
+              <w:t xml:space="preserve">            </w:t>
+            </w:r>
+            <w:r>
+              <w:rPr>
+                <w:rFonts w:ascii="Consolas" w:eastAsia="Times New Roman" w:hAnsi="Consolas" w:cs="Times New Roman"/>
+                <w:color w:val="EEFFFF"/>
+                <w:sz w:val="21"/>
+                <w:szCs w:val="21"/>
+                <w:lang w:val="en-IN" w:eastAsia="en-IN" w:bidi="gu-IN"/>
+              </w:rPr>
+              <w:t>decrypted</w:t>
+            </w:r>
+            <w:r>
+              <w:rPr>
+                <w:rFonts w:ascii="Consolas" w:eastAsia="Times New Roman" w:hAnsi="Consolas" w:cs="Times New Roman"/>
+                <w:color w:val="FFFFFF"/>
+                <w:sz w:val="21"/>
+                <w:szCs w:val="21"/>
+                <w:lang w:val="en-IN" w:eastAsia="en-IN" w:bidi="gu-IN"/>
+              </w:rPr>
+              <w:t xml:space="preserve">[i] </w:t>
+            </w:r>
+            <w:r>
+              <w:rPr>
+                <w:rFonts w:ascii="Consolas" w:eastAsia="Times New Roman" w:hAnsi="Consolas" w:cs="Times New Roman"/>
+                <w:color w:val="FF0062"/>
+                <w:sz w:val="21"/>
+                <w:szCs w:val="21"/>
+                <w:lang w:val="en-IN" w:eastAsia="en-IN" w:bidi="gu-IN"/>
+              </w:rPr>
+              <w:t>=</w:t>
+            </w:r>
+            <w:r>
+              <w:rPr>
+                <w:rFonts w:ascii="Consolas" w:eastAsia="Times New Roman" w:hAnsi="Consolas" w:cs="Times New Roman"/>
+                <w:color w:val="FFFFFF"/>
+                <w:sz w:val="21"/>
+                <w:szCs w:val="21"/>
+                <w:lang w:val="en-IN" w:eastAsia="en-IN" w:bidi="gu-IN"/>
+              </w:rPr>
+              <w:t xml:space="preserve"> (ch </w:t>
+            </w:r>
+            <w:r>
+              <w:rPr>
+                <w:rFonts w:ascii="Consolas" w:eastAsia="Times New Roman" w:hAnsi="Consolas" w:cs="Times New Roman"/>
+                <w:color w:val="FF0062"/>
+                <w:sz w:val="21"/>
+                <w:szCs w:val="21"/>
+                <w:lang w:val="en-IN" w:eastAsia="en-IN" w:bidi="gu-IN"/>
+              </w:rPr>
+              <w:t>-</w:t>
+            </w:r>
+            <w:r>
+              <w:rPr>
+                <w:rFonts w:ascii="Consolas" w:eastAsia="Times New Roman" w:hAnsi="Consolas" w:cs="Times New Roman"/>
+                <w:color w:val="FFFFFF"/>
+                <w:sz w:val="21"/>
+                <w:szCs w:val="21"/>
+                <w:lang w:val="en-IN" w:eastAsia="en-IN" w:bidi="gu-IN"/>
+              </w:rPr>
+              <w:t xml:space="preserve"> '</w:t>
+            </w:r>
+            <w:r>
+              <w:rPr>
+                <w:rFonts w:ascii="Consolas" w:eastAsia="Times New Roman" w:hAnsi="Consolas" w:cs="Times New Roman"/>
+                <w:color w:val="EEFF00"/>
+                <w:sz w:val="21"/>
+                <w:szCs w:val="21"/>
+                <w:lang w:val="en-IN" w:eastAsia="en-IN" w:bidi="gu-IN"/>
+              </w:rPr>
+              <w:t>a</w:t>
+            </w:r>
+            <w:r>
+              <w:rPr>
+                <w:rFonts w:ascii="Consolas" w:eastAsia="Times New Roman" w:hAnsi="Consolas" w:cs="Times New Roman"/>
+                <w:color w:val="FFFFFF"/>
+                <w:sz w:val="21"/>
+                <w:szCs w:val="21"/>
+                <w:lang w:val="en-IN" w:eastAsia="en-IN" w:bidi="gu-IN"/>
+              </w:rPr>
+              <w:t xml:space="preserve">' </w:t>
+            </w:r>
+            <w:r>
+              <w:rPr>
+                <w:rFonts w:ascii="Consolas" w:eastAsia="Times New Roman" w:hAnsi="Consolas" w:cs="Times New Roman"/>
+                <w:color w:val="FF0062"/>
+                <w:sz w:val="21"/>
+                <w:szCs w:val="21"/>
+                <w:lang w:val="en-IN" w:eastAsia="en-IN" w:bidi="gu-IN"/>
+              </w:rPr>
+              <w:t>-</w:t>
+            </w:r>
+            <w:r>
+              <w:rPr>
+                <w:rFonts w:ascii="Consolas" w:eastAsia="Times New Roman" w:hAnsi="Consolas" w:cs="Times New Roman"/>
+                <w:color w:val="FFFFFF"/>
+                <w:sz w:val="21"/>
+                <w:szCs w:val="21"/>
+                <w:lang w:val="en-IN" w:eastAsia="en-IN" w:bidi="gu-IN"/>
+              </w:rPr>
+              <w:t xml:space="preserve"> key </w:t>
+            </w:r>
+            <w:r>
+              <w:rPr>
+                <w:rFonts w:ascii="Consolas" w:eastAsia="Times New Roman" w:hAnsi="Consolas" w:cs="Times New Roman"/>
+                <w:color w:val="FF0062"/>
+                <w:sz w:val="21"/>
+                <w:szCs w:val="21"/>
+                <w:lang w:val="en-IN" w:eastAsia="en-IN" w:bidi="gu-IN"/>
+              </w:rPr>
+              <w:t>+</w:t>
+            </w:r>
+            <w:r>
+              <w:rPr>
+                <w:rFonts w:ascii="Consolas" w:eastAsia="Times New Roman" w:hAnsi="Consolas" w:cs="Times New Roman"/>
+                <w:color w:val="FFFFFF"/>
+                <w:sz w:val="21"/>
+                <w:szCs w:val="21"/>
+                <w:lang w:val="en-IN" w:eastAsia="en-IN" w:bidi="gu-IN"/>
+              </w:rPr>
+              <w:t xml:space="preserve"> </w:t>
+            </w:r>
+            <w:r>
+              <w:rPr>
+                <w:rFonts w:ascii="Consolas" w:eastAsia="Times New Roman" w:hAnsi="Consolas" w:cs="Times New Roman"/>
+                <w:color w:val="FF7E34"/>
+                <w:sz w:val="21"/>
+                <w:szCs w:val="21"/>
+                <w:lang w:val="en-IN" w:eastAsia="en-IN" w:bidi="gu-IN"/>
+              </w:rPr>
+              <w:t>26</w:t>
+            </w:r>
+            <w:r>
+              <w:rPr>
+                <w:rFonts w:ascii="Consolas" w:eastAsia="Times New Roman" w:hAnsi="Consolas" w:cs="Times New Roman"/>
+                <w:color w:val="FFFFFF"/>
+                <w:sz w:val="21"/>
+                <w:szCs w:val="21"/>
+                <w:lang w:val="en-IN" w:eastAsia="en-IN" w:bidi="gu-IN"/>
+              </w:rPr>
+              <w:t xml:space="preserve">) </w:t>
+            </w:r>
+            <w:r>
+              <w:rPr>
+                <w:rFonts w:ascii="Consolas" w:eastAsia="Times New Roman" w:hAnsi="Consolas" w:cs="Times New Roman"/>
+                <w:color w:val="FF0062"/>
+                <w:sz w:val="21"/>
+                <w:szCs w:val="21"/>
+                <w:lang w:val="en-IN" w:eastAsia="en-IN" w:bidi="gu-IN"/>
+              </w:rPr>
+              <w:t>%</w:t>
+            </w:r>
+            <w:r>
+              <w:rPr>
+                <w:rFonts w:ascii="Consolas" w:eastAsia="Times New Roman" w:hAnsi="Consolas" w:cs="Times New Roman"/>
+                <w:color w:val="FFFFFF"/>
+                <w:sz w:val="21"/>
+                <w:szCs w:val="21"/>
+                <w:lang w:val="en-IN" w:eastAsia="en-IN" w:bidi="gu-IN"/>
+              </w:rPr>
+              <w:t xml:space="preserve"> </w:t>
+            </w:r>
+            <w:r>
+              <w:rPr>
+                <w:rFonts w:ascii="Consolas" w:eastAsia="Times New Roman" w:hAnsi="Consolas" w:cs="Times New Roman"/>
+                <w:color w:val="FF7E34"/>
+                <w:sz w:val="21"/>
+                <w:szCs w:val="21"/>
+                <w:lang w:val="en-IN" w:eastAsia="en-IN" w:bidi="gu-IN"/>
+              </w:rPr>
+              <w:t>26</w:t>
+            </w:r>
+            <w:r>
+              <w:rPr>
+                <w:rFonts w:ascii="Consolas" w:eastAsia="Times New Roman" w:hAnsi="Consolas" w:cs="Times New Roman"/>
+                <w:color w:val="FFFFFF"/>
+                <w:sz w:val="21"/>
+                <w:szCs w:val="21"/>
+                <w:lang w:val="en-IN" w:eastAsia="en-IN" w:bidi="gu-IN"/>
+              </w:rPr>
+              <w:t xml:space="preserve"> </w:t>
+            </w:r>
+            <w:r>
+              <w:rPr>
+                <w:rFonts w:ascii="Consolas" w:eastAsia="Times New Roman" w:hAnsi="Consolas" w:cs="Times New Roman"/>
+                <w:color w:val="FF0062"/>
+                <w:sz w:val="21"/>
+                <w:szCs w:val="21"/>
+                <w:lang w:val="en-IN" w:eastAsia="en-IN" w:bidi="gu-IN"/>
+              </w:rPr>
+              <w:t>+</w:t>
+            </w:r>
+            <w:r>
+              <w:rPr>
+                <w:rFonts w:ascii="Consolas" w:eastAsia="Times New Roman" w:hAnsi="Consolas" w:cs="Times New Roman"/>
+                <w:color w:val="FFFFFF"/>
+                <w:sz w:val="21"/>
+                <w:szCs w:val="21"/>
+                <w:lang w:val="en-IN" w:eastAsia="en-IN" w:bidi="gu-IN"/>
+              </w:rPr>
+              <w:t xml:space="preserve"> '</w:t>
+            </w:r>
+            <w:r>
+              <w:rPr>
+                <w:rFonts w:ascii="Consolas" w:eastAsia="Times New Roman" w:hAnsi="Consolas" w:cs="Times New Roman"/>
+                <w:color w:val="EEFF00"/>
+                <w:sz w:val="21"/>
+                <w:szCs w:val="21"/>
+                <w:lang w:val="en-IN" w:eastAsia="en-IN" w:bidi="gu-IN"/>
+              </w:rPr>
+              <w:t>a</w:t>
+            </w:r>
+            <w:r>
+              <w:rPr>
+                <w:rFonts w:ascii="Consolas" w:eastAsia="Times New Roman" w:hAnsi="Consolas" w:cs="Times New Roman"/>
+                <w:color w:val="FFFFFF"/>
+                <w:sz w:val="21"/>
+                <w:szCs w:val="21"/>
+                <w:lang w:val="en-IN" w:eastAsia="en-IN" w:bidi="gu-IN"/>
+              </w:rPr>
+              <w:t>';</w:t>
+            </w:r>
+          </w:p>
+          <w:p>
+            <w:pPr>
+              <w:shd w:val="clear" w:color="auto" w:fill="00002C"/>
+              <w:suppressAutoHyphens w:val="0"/>
+              <w:spacing w:line="285" w:lineRule="atLeast"/>
+              <w:rPr>
+                <w:rFonts w:ascii="Consolas" w:eastAsia="Times New Roman" w:hAnsi="Consolas" w:cs="Times New Roman"/>
+                <w:color w:val="FFFFFF"/>
+                <w:sz w:val="21"/>
+                <w:szCs w:val="21"/>
+                <w:lang w:val="en-IN" w:eastAsia="en-IN" w:bidi="gu-IN"/>
+              </w:rPr>
+            </w:pPr>
+            <w:r>
+              <w:rPr>
+                <w:rFonts w:ascii="Consolas" w:eastAsia="Times New Roman" w:hAnsi="Consolas" w:cs="Times New Roman"/>
+                <w:color w:val="FFFFFF"/>
+                <w:sz w:val="21"/>
+                <w:szCs w:val="21"/>
+                <w:lang w:val="en-IN" w:eastAsia="en-IN" w:bidi="gu-IN"/>
+              </w:rPr>
+              <w:t xml:space="preserve">        </w:t>
+            </w:r>
+            <w:r>
+              <w:rPr>
+                <w:rFonts w:ascii="Consolas" w:eastAsia="Times New Roman" w:hAnsi="Consolas" w:cs="Times New Roman"/>
+                <w:color w:val="FF006A"/>
+                <w:sz w:val="21"/>
+                <w:szCs w:val="21"/>
+                <w:lang w:val="en-IN" w:eastAsia="en-IN" w:bidi="gu-IN"/>
+              </w:rPr>
+              <w:t>else</w:t>
+            </w:r>
+          </w:p>
+          <w:p>
+            <w:pPr>
+              <w:shd w:val="clear" w:color="auto" w:fill="00002C"/>
+              <w:suppressAutoHyphens w:val="0"/>
+              <w:spacing w:line="285" w:lineRule="atLeast"/>
+              <w:rPr>
+                <w:rFonts w:ascii="Consolas" w:eastAsia="Times New Roman" w:hAnsi="Consolas" w:cs="Times New Roman"/>
+                <w:color w:val="FFFFFF"/>
+                <w:sz w:val="21"/>
+                <w:szCs w:val="21"/>
+                <w:lang w:val="en-IN" w:eastAsia="en-IN" w:bidi="gu-IN"/>
+              </w:rPr>
+            </w:pPr>
+            <w:r>
+              <w:rPr>
+                <w:rFonts w:ascii="Consolas" w:eastAsia="Times New Roman" w:hAnsi="Consolas" w:cs="Times New Roman"/>
+                <w:color w:val="FFFFFF"/>
+                <w:sz w:val="21"/>
+                <w:szCs w:val="21"/>
+                <w:lang w:val="en-IN" w:eastAsia="en-IN" w:bidi="gu-IN"/>
+              </w:rPr>
+              <w:t xml:space="preserve">            </w:t>
+            </w:r>
+            <w:r>
+              <w:rPr>
+                <w:rFonts w:ascii="Consolas" w:eastAsia="Times New Roman" w:hAnsi="Consolas" w:cs="Times New Roman"/>
+                <w:color w:val="EEFFFF"/>
+                <w:sz w:val="21"/>
+                <w:szCs w:val="21"/>
+                <w:lang w:val="en-IN" w:eastAsia="en-IN" w:bidi="gu-IN"/>
+              </w:rPr>
+              <w:t>decrypted</w:t>
+            </w:r>
+            <w:r>
+              <w:rPr>
+                <w:rFonts w:ascii="Consolas" w:eastAsia="Times New Roman" w:hAnsi="Consolas" w:cs="Times New Roman"/>
+                <w:color w:val="FFFFFF"/>
+                <w:sz w:val="21"/>
+                <w:szCs w:val="21"/>
+                <w:lang w:val="en-IN" w:eastAsia="en-IN" w:bidi="gu-IN"/>
+              </w:rPr>
+              <w:t xml:space="preserve">[i] </w:t>
+            </w:r>
+            <w:r>
+              <w:rPr>
+                <w:rFonts w:ascii="Consolas" w:eastAsia="Times New Roman" w:hAnsi="Consolas" w:cs="Times New Roman"/>
+                <w:color w:val="FF0062"/>
+                <w:sz w:val="21"/>
+                <w:szCs w:val="21"/>
+                <w:lang w:val="en-IN" w:eastAsia="en-IN" w:bidi="gu-IN"/>
+              </w:rPr>
+              <w:t>=</w:t>
+            </w:r>
+            <w:r>
+              <w:rPr>
+                <w:rFonts w:ascii="Consolas" w:eastAsia="Times New Roman" w:hAnsi="Consolas" w:cs="Times New Roman"/>
+                <w:color w:val="FFFFFF"/>
+                <w:sz w:val="21"/>
+                <w:szCs w:val="21"/>
+                <w:lang w:val="en-IN" w:eastAsia="en-IN" w:bidi="gu-IN"/>
+              </w:rPr>
+              <w:t xml:space="preserve"> ch;</w:t>
+            </w:r>
+          </w:p>
+          <w:p>
+            <w:pPr>
+              <w:shd w:val="clear" w:color="auto" w:fill="00002C"/>
+              <w:suppressAutoHyphens w:val="0"/>
+              <w:spacing w:line="285" w:lineRule="atLeast"/>
+              <w:rPr>
+                <w:rFonts w:ascii="Consolas" w:eastAsia="Times New Roman" w:hAnsi="Consolas" w:cs="Times New Roman"/>
+                <w:color w:val="FFFFFF"/>
+                <w:sz w:val="21"/>
+                <w:szCs w:val="21"/>
+                <w:lang w:val="en-IN" w:eastAsia="en-IN" w:bidi="gu-IN"/>
+              </w:rPr>
+            </w:pPr>
+          </w:p>
+          <w:p>
+            <w:pPr>
+              <w:shd w:val="clear" w:color="auto" w:fill="00002C"/>
+              <w:suppressAutoHyphens w:val="0"/>
+              <w:spacing w:line="285" w:lineRule="atLeast"/>
+              <w:rPr>
+                <w:rFonts w:ascii="Consolas" w:eastAsia="Times New Roman" w:hAnsi="Consolas" w:cs="Times New Roman"/>
+                <w:color w:val="FFFFFF"/>
+                <w:sz w:val="21"/>
+                <w:szCs w:val="21"/>
+                <w:lang w:val="en-IN" w:eastAsia="en-IN" w:bidi="gu-IN"/>
+              </w:rPr>
+            </w:pPr>
+            <w:r>
+              <w:rPr>
+                <w:rFonts w:ascii="Consolas" w:eastAsia="Times New Roman" w:hAnsi="Consolas" w:cs="Times New Roman"/>
+                <w:color w:val="FFFFFF"/>
+                <w:sz w:val="21"/>
+                <w:szCs w:val="21"/>
+                <w:lang w:val="en-IN" w:eastAsia="en-IN" w:bidi="gu-IN"/>
+              </w:rPr>
+              <w:t>    }</w:t>
+            </w:r>
+          </w:p>
+          <w:p>
+            <w:pPr>
+              <w:shd w:val="clear" w:color="auto" w:fill="00002C"/>
+              <w:suppressAutoHyphens w:val="0"/>
+              <w:spacing w:line="285" w:lineRule="atLeast"/>
+              <w:rPr>
+                <w:rFonts w:ascii="Consolas" w:eastAsia="Times New Roman" w:hAnsi="Consolas" w:cs="Times New Roman"/>
+                <w:color w:val="FFFFFF"/>
+                <w:sz w:val="21"/>
+                <w:szCs w:val="21"/>
+                <w:lang w:val="en-IN" w:eastAsia="en-IN" w:bidi="gu-IN"/>
+              </w:rPr>
+            </w:pPr>
+            <w:r>
+              <w:rPr>
+                <w:rFonts w:ascii="Consolas" w:eastAsia="Times New Roman" w:hAnsi="Consolas" w:cs="Times New Roman"/>
+                <w:color w:val="FFFFFF"/>
+                <w:sz w:val="21"/>
+                <w:szCs w:val="21"/>
+                <w:lang w:val="en-IN" w:eastAsia="en-IN" w:bidi="gu-IN"/>
+              </w:rPr>
+              <w:t xml:space="preserve">    </w:t>
+            </w:r>
+            <w:r>
+              <w:rPr>
+                <w:rFonts w:ascii="Consolas" w:eastAsia="Times New Roman" w:hAnsi="Consolas" w:cs="Times New Roman"/>
+                <w:color w:val="EEFFFF"/>
+                <w:sz w:val="21"/>
+                <w:szCs w:val="21"/>
+                <w:lang w:val="en-IN" w:eastAsia="en-IN" w:bidi="gu-IN"/>
+              </w:rPr>
+              <w:t>decrypted</w:t>
+            </w:r>
+            <w:r>
+              <w:rPr>
+                <w:rFonts w:ascii="Consolas" w:eastAsia="Times New Roman" w:hAnsi="Consolas" w:cs="Times New Roman"/>
+                <w:color w:val="FFFFFF"/>
+                <w:sz w:val="21"/>
+                <w:szCs w:val="21"/>
+                <w:lang w:val="en-IN" w:eastAsia="en-IN" w:bidi="gu-IN"/>
+              </w:rPr>
+              <w:t xml:space="preserve">[i] </w:t>
+            </w:r>
+            <w:r>
+              <w:rPr>
+                <w:rFonts w:ascii="Consolas" w:eastAsia="Times New Roman" w:hAnsi="Consolas" w:cs="Times New Roman"/>
+                <w:color w:val="FF0062"/>
+                <w:sz w:val="21"/>
+                <w:szCs w:val="21"/>
+                <w:lang w:val="en-IN" w:eastAsia="en-IN" w:bidi="gu-IN"/>
+              </w:rPr>
+              <w:t>=</w:t>
+            </w:r>
+            <w:r>
+              <w:rPr>
+                <w:rFonts w:ascii="Consolas" w:eastAsia="Times New Roman" w:hAnsi="Consolas" w:cs="Times New Roman"/>
+                <w:color w:val="FFFFFF"/>
+                <w:sz w:val="21"/>
+                <w:szCs w:val="21"/>
+                <w:lang w:val="en-IN" w:eastAsia="en-IN" w:bidi="gu-IN"/>
+              </w:rPr>
+              <w:t xml:space="preserve"> '</w:t>
+            </w:r>
+            <w:r>
+              <w:rPr>
+                <w:rFonts w:ascii="Consolas" w:eastAsia="Times New Roman" w:hAnsi="Consolas" w:cs="Times New Roman"/>
+                <w:color w:val="89DDFF"/>
+                <w:sz w:val="21"/>
+                <w:szCs w:val="21"/>
+                <w:lang w:val="en-IN" w:eastAsia="en-IN" w:bidi="gu-IN"/>
+              </w:rPr>
+              <w:t>\0</w:t>
+            </w:r>
+            <w:r>
+              <w:rPr>
+                <w:rFonts w:ascii="Consolas" w:eastAsia="Times New Roman" w:hAnsi="Consolas" w:cs="Times New Roman"/>
+                <w:color w:val="FFFFFF"/>
+                <w:sz w:val="21"/>
+                <w:szCs w:val="21"/>
+                <w:lang w:val="en-IN" w:eastAsia="en-IN" w:bidi="gu-IN"/>
+              </w:rPr>
+              <w:t>';</w:t>
+            </w:r>
+          </w:p>
+          <w:p>
+            <w:pPr>
+              <w:shd w:val="clear" w:color="auto" w:fill="00002C"/>
+              <w:suppressAutoHyphens w:val="0"/>
+              <w:spacing w:line="285" w:lineRule="atLeast"/>
+              <w:rPr>
+                <w:rFonts w:ascii="Consolas" w:eastAsia="Times New Roman" w:hAnsi="Consolas" w:cs="Times New Roman"/>
+                <w:color w:val="FFFFFF"/>
+                <w:sz w:val="21"/>
+                <w:szCs w:val="21"/>
+                <w:lang w:val="en-IN" w:eastAsia="en-IN" w:bidi="gu-IN"/>
+              </w:rPr>
+            </w:pPr>
+          </w:p>
+          <w:p>
+            <w:pPr>
+              <w:shd w:val="clear" w:color="auto" w:fill="00002C"/>
+              <w:suppressAutoHyphens w:val="0"/>
+              <w:spacing w:line="285" w:lineRule="atLeast"/>
+              <w:rPr>
+                <w:rFonts w:ascii="Consolas" w:eastAsia="Times New Roman" w:hAnsi="Consolas" w:cs="Times New Roman"/>
+                <w:color w:val="FFFFFF"/>
+                <w:sz w:val="21"/>
+                <w:szCs w:val="21"/>
+                <w:lang w:val="en-IN" w:eastAsia="en-IN" w:bidi="gu-IN"/>
+              </w:rPr>
+            </w:pPr>
+            <w:r>
+              <w:rPr>
+                <w:rFonts w:ascii="Consolas" w:eastAsia="Times New Roman" w:hAnsi="Consolas" w:cs="Times New Roman"/>
+                <w:color w:val="FFFFFF"/>
+                <w:sz w:val="21"/>
+                <w:szCs w:val="21"/>
+                <w:lang w:val="en-IN" w:eastAsia="en-IN" w:bidi="gu-IN"/>
+              </w:rPr>
+              <w:t xml:space="preserve">    </w:t>
+            </w:r>
+            <w:r>
+              <w:rPr>
+                <w:rFonts w:ascii="Consolas" w:eastAsia="Times New Roman" w:hAnsi="Consolas" w:cs="Times New Roman"/>
+                <w:color w:val="00FFFF"/>
+                <w:sz w:val="21"/>
+                <w:szCs w:val="21"/>
+                <w:lang w:val="en-IN" w:eastAsia="en-IN" w:bidi="gu-IN"/>
+              </w:rPr>
+              <w:t>printf</w:t>
+            </w:r>
+            <w:r>
+              <w:rPr>
+                <w:rFonts w:ascii="Consolas" w:eastAsia="Times New Roman" w:hAnsi="Consolas" w:cs="Times New Roman"/>
+                <w:color w:val="FFFFFF"/>
+                <w:sz w:val="21"/>
+                <w:szCs w:val="21"/>
+                <w:lang w:val="en-IN" w:eastAsia="en-IN" w:bidi="gu-IN"/>
+              </w:rPr>
+              <w:t>("</w:t>
+            </w:r>
+            <w:r>
+              <w:rPr>
+                <w:rFonts w:ascii="Consolas" w:eastAsia="Times New Roman" w:hAnsi="Consolas" w:cs="Times New Roman"/>
+                <w:color w:val="EEFF00"/>
+                <w:sz w:val="21"/>
+                <w:szCs w:val="21"/>
+                <w:lang w:val="en-IN" w:eastAsia="en-IN" w:bidi="gu-IN"/>
+              </w:rPr>
+              <w:t xml:space="preserve">Decrypted Text: </w:t>
+            </w:r>
+            <w:r>
+              <w:rPr>
+                <w:rFonts w:ascii="Consolas" w:eastAsia="Times New Roman" w:hAnsi="Consolas" w:cs="Times New Roman"/>
+                <w:color w:val="FA71FF"/>
+                <w:sz w:val="21"/>
+                <w:szCs w:val="21"/>
+                <w:lang w:val="en-IN" w:eastAsia="en-IN" w:bidi="gu-IN"/>
+              </w:rPr>
+              <w:t>%s</w:t>
+            </w:r>
+            <w:r>
+              <w:rPr>
+                <w:rFonts w:ascii="Consolas" w:eastAsia="Times New Roman" w:hAnsi="Consolas" w:cs="Times New Roman"/>
+                <w:color w:val="FFFFFF"/>
+                <w:sz w:val="21"/>
+                <w:szCs w:val="21"/>
+                <w:lang w:val="en-IN" w:eastAsia="en-IN" w:bidi="gu-IN"/>
+              </w:rPr>
+              <w:t>",</w:t>
+            </w:r>
+            <w:r>
+              <w:rPr>
+                <w:rFonts w:ascii="Consolas" w:eastAsia="Times New Roman" w:hAnsi="Consolas" w:cs="Times New Roman"/>
+                <w:color w:val="20DD20"/>
+                <w:sz w:val="21"/>
+                <w:szCs w:val="21"/>
+                <w:lang w:val="en-IN" w:eastAsia="en-IN" w:bidi="gu-IN"/>
+              </w:rPr>
+              <w:t xml:space="preserve"> decrypted</w:t>
+            </w:r>
+            <w:r>
+              <w:rPr>
+                <w:rFonts w:ascii="Consolas" w:eastAsia="Times New Roman" w:hAnsi="Consolas" w:cs="Times New Roman"/>
+                <w:color w:val="FFFFFF"/>
+                <w:sz w:val="21"/>
+                <w:szCs w:val="21"/>
+                <w:lang w:val="en-IN" w:eastAsia="en-IN" w:bidi="gu-IN"/>
+              </w:rPr>
+              <w:t>);</w:t>
+            </w:r>
+          </w:p>
+          <w:p>
+            <w:pPr>
+              <w:shd w:val="clear" w:color="auto" w:fill="00002C"/>
+              <w:suppressAutoHyphens w:val="0"/>
+              <w:spacing w:line="285" w:lineRule="atLeast"/>
+              <w:rPr>
+                <w:rFonts w:ascii="Consolas" w:eastAsia="Times New Roman" w:hAnsi="Consolas" w:cs="Times New Roman"/>
+                <w:color w:val="FFFFFF"/>
+                <w:sz w:val="21"/>
+                <w:szCs w:val="21"/>
+                <w:lang w:val="en-IN" w:eastAsia="en-IN" w:bidi="gu-IN"/>
+              </w:rPr>
+            </w:pPr>
+          </w:p>
+          <w:p>
+            <w:pPr>
+              <w:shd w:val="clear" w:color="auto" w:fill="00002C"/>
+              <w:suppressAutoHyphens w:val="0"/>
+              <w:spacing w:line="285" w:lineRule="atLeast"/>
+              <w:rPr>
+                <w:rFonts w:ascii="Consolas" w:eastAsia="Times New Roman" w:hAnsi="Consolas" w:cs="Times New Roman"/>
+                <w:color w:val="FFFFFF"/>
+                <w:sz w:val="21"/>
+                <w:szCs w:val="21"/>
+                <w:lang w:val="en-IN" w:eastAsia="en-IN" w:bidi="gu-IN"/>
+              </w:rPr>
+            </w:pPr>
+            <w:r>
+              <w:rPr>
+                <w:rFonts w:ascii="Consolas" w:eastAsia="Times New Roman" w:hAnsi="Consolas" w:cs="Times New Roman"/>
+                <w:color w:val="FFFFFF"/>
+                <w:sz w:val="21"/>
+                <w:szCs w:val="21"/>
+                <w:lang w:val="en-IN" w:eastAsia="en-IN" w:bidi="gu-IN"/>
+              </w:rPr>
+              <w:lastRenderedPageBreak/>
+              <w:t xml:space="preserve">    </w:t>
+            </w:r>
+            <w:r>
+              <w:rPr>
+                <w:rFonts w:ascii="Consolas" w:eastAsia="Times New Roman" w:hAnsi="Consolas" w:cs="Times New Roman"/>
+                <w:color w:val="FF006A"/>
+                <w:sz w:val="21"/>
+                <w:szCs w:val="21"/>
+                <w:lang w:val="en-IN" w:eastAsia="en-IN" w:bidi="gu-IN"/>
+              </w:rPr>
+              <w:t>return</w:t>
+            </w:r>
+            <w:r>
+              <w:rPr>
+                <w:rFonts w:ascii="Consolas" w:eastAsia="Times New Roman" w:hAnsi="Consolas" w:cs="Times New Roman"/>
+                <w:color w:val="FFFFFF"/>
+                <w:sz w:val="21"/>
+                <w:szCs w:val="21"/>
+                <w:lang w:val="en-IN" w:eastAsia="en-IN" w:bidi="gu-IN"/>
+              </w:rPr>
+              <w:t xml:space="preserve"> </w:t>
+            </w:r>
+            <w:r>
+              <w:rPr>
+                <w:rFonts w:ascii="Consolas" w:eastAsia="Times New Roman" w:hAnsi="Consolas" w:cs="Times New Roman"/>
+                <w:color w:val="FF7E34"/>
+                <w:sz w:val="21"/>
+                <w:szCs w:val="21"/>
+                <w:lang w:val="en-IN" w:eastAsia="en-IN" w:bidi="gu-IN"/>
+              </w:rPr>
+              <w:t>0</w:t>
+            </w:r>
+            <w:r>
+              <w:rPr>
+                <w:rFonts w:ascii="Consolas" w:eastAsia="Times New Roman" w:hAnsi="Consolas" w:cs="Times New Roman"/>
+                <w:color w:val="FFFFFF"/>
+                <w:sz w:val="21"/>
+                <w:szCs w:val="21"/>
+                <w:lang w:val="en-IN" w:eastAsia="en-IN" w:bidi="gu-IN"/>
+              </w:rPr>
+              <w:t>;</w:t>
+            </w:r>
+          </w:p>
+          <w:p>
+            <w:pPr>
+              <w:shd w:val="clear" w:color="auto" w:fill="00002C"/>
+              <w:suppressAutoHyphens w:val="0"/>
+              <w:spacing w:line="285" w:lineRule="atLeast"/>
+              <w:rPr>
+                <w:rFonts w:ascii="Consolas" w:eastAsia="Times New Roman" w:hAnsi="Consolas" w:cs="Times New Roman"/>
+                <w:color w:val="FFFFFF"/>
+                <w:sz w:val="21"/>
+                <w:szCs w:val="21"/>
+                <w:lang w:val="en-IN" w:eastAsia="en-IN" w:bidi="gu-IN"/>
+              </w:rPr>
+            </w:pPr>
+            <w:r>
+              <w:rPr>
+                <w:rFonts w:ascii="Consolas" w:eastAsia="Times New Roman" w:hAnsi="Consolas" w:cs="Times New Roman"/>
+                <w:color w:val="FFFFFF"/>
+                <w:sz w:val="21"/>
+                <w:szCs w:val="21"/>
+                <w:lang w:val="en-IN" w:eastAsia="en-IN" w:bidi="gu-IN"/>
+              </w:rPr>
+              <w:t>}</w:t>
+            </w:r>
+          </w:p>
+          <w:p>
+            <w:pPr>
               <w:pStyle w:val="NoSpacing"/>
               <w:jc w:val="both"/>
               <w:rPr>
@@ -174,7 +3741,7 @@
           <w:p>
             <w:pPr>
               <w:pStyle w:val="NoSpacing"/>
-              <w:jc w:val="both"/>
+              <w:jc w:val="center"/>
               <w:rPr>
                 <w:rFonts w:cs="Calibri"/>
                 <w:b/>
@@ -183,6 +3750,50 @@
                 <w:szCs w:val="24"/>
               </w:rPr>
             </w:pPr>
+            <w:r>
+              <w:rPr>
+                <w:rFonts w:cs="Calibri"/>
+                <w:b/>
+                <w:bCs/>
+                <w:sz w:val="24"/>
+                <w:szCs w:val="24"/>
+              </w:rPr>
+              <w:drawing>
+                <wp:inline distT="0" distB="0" distL="0" distR="0" wp14:anchorId="1AFBE40B" wp14:editId="4C6832CB">
+                  <wp:extent cx="5096586" cy="1790950"/>
+                  <wp:effectExtent l="0" t="0" r="8890" b="0"/>
+                  <wp:docPr id="1902050841" name="Picture 1"/>
+                  <wp:cNvGraphicFramePr>
+                    <a:graphicFrameLocks xmlns:a="http://schemas.openxmlformats.org/drawingml/2006/main" noChangeAspect="1"/>
+                  </wp:cNvGraphicFramePr>
+                  <a:graphic xmlns:a="http://schemas.openxmlformats.org/drawingml/2006/main">
+                    <a:graphicData uri="http://schemas.openxmlformats.org/drawingml/2006/picture">
+                      <pic:pic xmlns:pic="http://schemas.openxmlformats.org/drawingml/2006/picture">
+                        <pic:nvPicPr>
+                          <pic:cNvPr id="1902050841" name=""/>
+                          <pic:cNvPicPr/>
+                        </pic:nvPicPr>
+                        <pic:blipFill>
+                          <a:blip r:embed="rId9"/>
+                          <a:stretch>
+                            <a:fillRect/>
+                          </a:stretch>
+                        </pic:blipFill>
+                        <pic:spPr>
+                          <a:xfrm>
+                            <a:off x="0" y="0"/>
+                            <a:ext cx="5096586" cy="1790950"/>
+                          </a:xfrm>
+                          <a:prstGeom prst="rect">
+                            <a:avLst/>
+                          </a:prstGeom>
+                        </pic:spPr>
+                      </pic:pic>
+                    </a:graphicData>
+                  </a:graphic>
+                </wp:inline>
+              </w:drawing>
+            </w:r>
           </w:p>
         </w:tc>
       </w:tr>
@@ -201,8 +3812,8 @@
       </w:pPr>
     </w:p>
     <w:sectPr>
-      <w:headerReference w:type="default" r:id="rId9"/>
-      <w:footerReference w:type="default" r:id="rId10"/>
+      <w:headerReference w:type="default" r:id="rId10"/>
+      <w:footerReference w:type="default" r:id="rId11"/>
       <w:pgSz w:w="11909" w:h="16834" w:code="9"/>
       <w:pgMar w:top="1267" w:right="569" w:bottom="1080" w:left="1440" w:header="720" w:footer="144" w:gutter="0"/>
       <w:cols w:space="720"/>
@@ -918,7 +4529,42 @@
         <w:sz w:val="22"/>
         <w:szCs w:val="22"/>
       </w:rPr>
-      <w:t xml:space="preserve">Date:    /     / </w:t>
+      <w:t xml:space="preserve">Date:   </w:t>
+    </w:r>
+    <w:r>
+      <w:rPr>
+        <w:sz w:val="22"/>
+        <w:szCs w:val="22"/>
+      </w:rPr>
+      <w:t>11</w:t>
+    </w:r>
+    <w:r>
+      <w:rPr>
+        <w:sz w:val="22"/>
+        <w:szCs w:val="22"/>
+      </w:rPr>
+      <w:t xml:space="preserve"> / </w:t>
+    </w:r>
+    <w:r>
+      <w:rPr>
+        <w:sz w:val="22"/>
+        <w:szCs w:val="22"/>
+      </w:rPr>
+      <w:t xml:space="preserve">12 </w:t>
+    </w:r>
+    <w:r>
+      <w:rPr>
+        <w:sz w:val="22"/>
+        <w:szCs w:val="22"/>
+      </w:rPr>
+      <w:t xml:space="preserve">/ </w:t>
+    </w:r>
+    <w:r>
+      <w:rPr>
+        <w:sz w:val="22"/>
+        <w:szCs w:val="22"/>
+      </w:rPr>
+      <w:t>2025</w:t>
     </w:r>
   </w:p>
 </w:hdr>
